--- a/Аэродинамика/ВыборПрофиля/ВыборПрофиляКрылаХвоста.docx
+++ b/Аэродинамика/ВыборПрофиля/ВыборПрофиляКрылаХвоста.docx
@@ -8,6 +8,14 @@
       </w:pPr>
       <w:r>
         <w:t>Облик ЛА</w:t>
+      </w:r>
+    </w:p>
+    <w:p>
+      <w:pPr>
+        <w:pStyle w:val="11"/>
+      </w:pPr>
+      <w:r>
+        <w:t>Крыло и хвостовое оперений</w:t>
       </w:r>
     </w:p>
     <w:p>
@@ -161,23 +169,7 @@
           <w:rFonts w:eastAsiaTheme="minorEastAsia"/>
           <w:lang w:val="ru-RU"/>
         </w:rPr>
-        <w:t xml:space="preserve">Такой характер обтекания предполагает использования специализированных профилей, спроектированных для малых чисел </w:t>
-      </w:r>
-      <w:proofErr w:type="spellStart"/>
-      <w:r>
-        <w:rPr>
-          <w:rFonts w:eastAsiaTheme="minorEastAsia"/>
-          <w:lang w:val="ru-RU"/>
-        </w:rPr>
-        <w:t>Рейнольдса</w:t>
-      </w:r>
-      <w:proofErr w:type="spellEnd"/>
-      <w:r>
-        <w:rPr>
-          <w:rFonts w:eastAsiaTheme="minorEastAsia"/>
-          <w:lang w:val="ru-RU"/>
-        </w:rPr>
-        <w:t>.</w:t>
+        <w:t>Такой характер обтекания предполагает использования специализированных профилей, спроектированных для малых чисел Рейнольдса.</w:t>
       </w:r>
     </w:p>
     <w:p>
@@ -312,7 +304,6 @@
           </w:tcPr>
           <w:p>
             <w:pPr>
-              <w:ind w:firstLine="0"/>
               <w:jc w:val="center"/>
               <w:rPr>
                 <w:rFonts w:eastAsiaTheme="minorEastAsia"/>
@@ -329,7 +320,6 @@
           </w:tcPr>
           <w:p>
             <w:pPr>
-              <w:ind w:firstLine="0"/>
               <w:jc w:val="center"/>
               <w:rPr>
                 <w:rFonts w:eastAsiaTheme="minorEastAsia"/>
@@ -575,7 +565,6 @@
           <w:p>
             <w:pPr>
               <w:ind w:firstLine="0"/>
-              <w:jc w:val="center"/>
               <w:rPr>
                 <w:rFonts w:eastAsiaTheme="minorEastAsia"/>
                 <w:lang w:val="ru-RU"/>
@@ -586,7 +575,14 @@
                 <w:rFonts w:eastAsiaTheme="minorEastAsia"/>
                 <w:lang w:val="ru-RU"/>
               </w:rPr>
-              <w:t>(1)</w:t>
+              <w:t>(</w:t>
+            </w:r>
+            <w:r>
+              <w:rPr>
+                <w:rFonts w:eastAsiaTheme="minorEastAsia"/>
+                <w:lang w:val="ru-RU"/>
+              </w:rPr>
+              <w:t>1)</w:t>
             </w:r>
           </w:p>
         </w:tc>
@@ -594,9 +590,8 @@
     </w:tbl>
     <w:p>
       <w:pPr>
-        <w:ind w:firstLine="0"/>
-        <w:rPr>
-          <w:i/>
+        <w:rPr>
+          <w:rFonts w:eastAsiaTheme="minorEastAsia"/>
           <w:lang w:val="ru-RU"/>
         </w:rPr>
       </w:pPr>
@@ -706,7 +701,6 @@
         </w:rPr>
         <w:t xml:space="preserve">7. </w:t>
       </w:r>
-      <w:proofErr w:type="gramStart"/>
       <w:r>
         <w:rPr>
           <w:rFonts w:eastAsiaTheme="minorEastAsia"/>
@@ -962,15 +956,7 @@
           <w:rFonts w:eastAsiaTheme="minorEastAsia"/>
           <w:lang w:val="ru-RU"/>
         </w:rPr>
-        <w:t>.</w:t>
-      </w:r>
-      <w:proofErr w:type="gramEnd"/>
-      <w:r>
-        <w:rPr>
-          <w:rFonts w:eastAsiaTheme="minorEastAsia"/>
-          <w:lang w:val="ru-RU"/>
-        </w:rPr>
-        <w:t xml:space="preserve"> </w:t>
+        <w:t xml:space="preserve">. </w:t>
       </w:r>
       <w:r>
         <w:rPr>
@@ -1036,21 +1022,7 @@
             <w:rFonts w:ascii="Cambria Math" w:eastAsiaTheme="minorEastAsia" w:hAnsi="Cambria Math"/>
             <w:lang w:val="ru-RU"/>
           </w:rPr>
-          <m:t>=</m:t>
-        </m:r>
-        <m:r>
-          <w:rPr>
-            <w:rFonts w:ascii="Cambria Math" w:eastAsiaTheme="minorEastAsia" w:hAnsi="Cambria Math"/>
-            <w:lang w:val="ru-RU"/>
-          </w:rPr>
-          <m:t>0,</m:t>
-        </m:r>
-        <m:r>
-          <w:rPr>
-            <w:rFonts w:ascii="Cambria Math" w:eastAsiaTheme="minorEastAsia" w:hAnsi="Cambria Math"/>
-            <w:lang w:val="ru-RU"/>
-          </w:rPr>
-          <m:t>45</m:t>
+          <m:t>=0,45</m:t>
         </m:r>
       </m:oMath>
       <w:r>
@@ -1117,14 +1089,21 @@
             <w:rFonts w:ascii="Cambria Math" w:eastAsiaTheme="minorEastAsia" w:hAnsi="Cambria Math"/>
             <w:lang w:val="ru-RU"/>
           </w:rPr>
-          <m:t xml:space="preserve">S= </m:t>
+          <m:t>S</m:t>
         </m:r>
         <m:r>
           <w:rPr>
             <w:rFonts w:ascii="Cambria Math" w:eastAsiaTheme="minorEastAsia" w:hAnsi="Cambria Math"/>
             <w:lang w:val="ru-RU"/>
           </w:rPr>
-          <m:t xml:space="preserve">0,35 </m:t>
+          <m:t>≈0,38</m:t>
+        </m:r>
+        <m:r>
+          <w:rPr>
+            <w:rFonts w:ascii="Cambria Math" w:eastAsiaTheme="minorEastAsia" w:hAnsi="Cambria Math"/>
+            <w:lang w:val="ru-RU"/>
+          </w:rPr>
+          <m:t xml:space="preserve"> </m:t>
         </m:r>
         <m:sSup>
           <m:sSupPr>
@@ -1163,21 +1142,2995 @@
         </w:rPr>
         <w:t>.</w:t>
       </w:r>
+    </w:p>
+    <w:p>
+      <w:pPr>
+        <w:rPr>
+          <w:rFonts w:eastAsiaTheme="minorEastAsia"/>
+          <w:lang w:val="ru-RU"/>
+        </w:rPr>
+      </w:pPr>
+      <w:r>
+        <w:rPr>
+          <w:rFonts w:eastAsiaTheme="minorEastAsia"/>
+          <w:lang w:val="ru-RU"/>
+        </w:rPr>
+        <w:t xml:space="preserve">Сужение крыла </w:t>
+      </w:r>
+      <m:oMath>
+        <m:r>
+          <w:rPr>
+            <w:rFonts w:ascii="Cambria Math" w:eastAsiaTheme="minorEastAsia" w:hAnsi="Cambria Math"/>
+            <w:lang w:val="ru-RU"/>
+          </w:rPr>
+          <m:t>λ</m:t>
+        </m:r>
+      </m:oMath>
+      <w:r>
+        <w:rPr>
+          <w:rFonts w:eastAsiaTheme="minorEastAsia"/>
+          <w:lang w:val="ru-RU"/>
+        </w:rPr>
+        <w:t xml:space="preserve"> </w:t>
+      </w:r>
+      <w:r>
+        <w:rPr>
+          <w:rFonts w:eastAsiaTheme="minorEastAsia"/>
+          <w:lang w:val="ru-RU"/>
+        </w:rPr>
+        <w:t xml:space="preserve">зафиксируем равным </w:t>
+      </w:r>
+      <m:oMath>
+        <m:r>
+          <w:rPr>
+            <w:rFonts w:ascii="Cambria Math" w:eastAsiaTheme="minorEastAsia" w:hAnsi="Cambria Math"/>
+            <w:lang w:val="ru-RU"/>
+          </w:rPr>
+          <m:t>1</m:t>
+        </m:r>
+      </m:oMath>
+      <w:r>
+        <w:rPr>
+          <w:rFonts w:eastAsiaTheme="minorEastAsia"/>
+          <w:lang w:val="ru-RU"/>
+        </w:rPr>
+        <w:t xml:space="preserve">, прямое крыло. Удлинение </w:t>
+      </w:r>
+      <m:oMath>
+        <m:r>
+          <w:rPr>
+            <w:rFonts w:ascii="Cambria Math" w:eastAsiaTheme="minorEastAsia" w:hAnsi="Cambria Math"/>
+            <w:lang w:val="ru-RU"/>
+          </w:rPr>
+          <m:t>AR</m:t>
+        </m:r>
+        <m:r>
+          <w:rPr>
+            <w:rFonts w:ascii="Cambria Math" w:eastAsiaTheme="minorEastAsia" w:hAnsi="Cambria Math"/>
+            <w:lang w:val="ru-RU"/>
+          </w:rPr>
+          <m:t>=8</m:t>
+        </m:r>
+      </m:oMath>
+      <w:r>
+        <w:rPr>
+          <w:rFonts w:eastAsiaTheme="minorEastAsia"/>
+          <w:lang w:val="ru-RU"/>
+        </w:rPr>
+        <w:t xml:space="preserve"> </w:t>
+      </w:r>
+      <w:r>
+        <w:rPr>
+          <w:rFonts w:eastAsiaTheme="minorEastAsia"/>
+          <w:lang w:val="ru-RU"/>
+        </w:rPr>
+        <w:t xml:space="preserve">согласно статистическим данным из </w:t>
+      </w:r>
+      <w:r>
+        <w:rPr>
+          <w:rFonts w:eastAsiaTheme="minorEastAsia"/>
+          <w:lang w:val="ru-RU"/>
+        </w:rPr>
+        <w:t>[3]</w:t>
+      </w:r>
+      <w:r>
+        <w:rPr>
+          <w:rFonts w:eastAsiaTheme="minorEastAsia"/>
+          <w:lang w:val="ru-RU"/>
+        </w:rPr>
+        <w:t>.</w:t>
+      </w:r>
+      <w:r>
+        <w:rPr>
+          <w:rFonts w:eastAsiaTheme="minorEastAsia"/>
+          <w:lang w:val="ru-RU"/>
+        </w:rPr>
+        <w:t xml:space="preserve"> </w:t>
+      </w:r>
+      <w:r>
+        <w:rPr>
+          <w:rFonts w:eastAsiaTheme="minorEastAsia"/>
+          <w:lang w:val="ru-RU"/>
+        </w:rPr>
+        <w:t xml:space="preserve">Угол установки крыла </w:t>
+      </w:r>
+      <m:oMath>
+        <m:sSub>
+          <m:sSubPr>
+            <m:ctrlPr>
+              <w:rPr>
+                <w:rFonts w:ascii="Cambria Math" w:eastAsiaTheme="minorEastAsia" w:hAnsi="Cambria Math"/>
+                <w:i/>
+                <w:lang w:val="ru-RU"/>
+              </w:rPr>
+            </m:ctrlPr>
+          </m:sSubPr>
+          <m:e>
+            <m:r>
+              <w:rPr>
+                <w:rFonts w:ascii="Cambria Math" w:eastAsiaTheme="minorEastAsia" w:hAnsi="Cambria Math"/>
+                <w:lang w:val="ru-RU"/>
+              </w:rPr>
+              <m:t>i</m:t>
+            </m:r>
+          </m:e>
+          <m:sub>
+            <m:r>
+              <w:rPr>
+                <w:rFonts w:ascii="Cambria Math" w:eastAsiaTheme="minorEastAsia" w:hAnsi="Cambria Math"/>
+                <w:lang w:val="ru-RU"/>
+              </w:rPr>
+              <m:t>w</m:t>
+            </m:r>
+          </m:sub>
+        </m:sSub>
+      </m:oMath>
+      <w:r>
+        <w:rPr>
+          <w:rFonts w:eastAsiaTheme="minorEastAsia"/>
+          <w:lang w:val="ru-RU"/>
+        </w:rPr>
+        <w:t xml:space="preserve"> </w:t>
+      </w:r>
+      <w:r>
+        <w:rPr>
+          <w:rFonts w:eastAsiaTheme="minorEastAsia"/>
+          <w:lang w:val="ru-RU"/>
+        </w:rPr>
+        <w:t xml:space="preserve">был получен из оценки общего коэффициента подъемной силы БВС, который соответствует требуемому </w:t>
+      </w:r>
+      <m:oMath>
+        <m:sSub>
+          <m:sSubPr>
+            <m:ctrlPr>
+              <w:rPr>
+                <w:rFonts w:ascii="Cambria Math" w:eastAsiaTheme="minorEastAsia" w:hAnsi="Cambria Math"/>
+                <w:i/>
+                <w:lang w:val="ru-RU"/>
+              </w:rPr>
+            </m:ctrlPr>
+          </m:sSubPr>
+          <m:e>
+            <m:r>
+              <w:rPr>
+                <w:rFonts w:ascii="Cambria Math" w:eastAsiaTheme="minorEastAsia" w:hAnsi="Cambria Math"/>
+                <w:lang w:val="ru-RU"/>
+              </w:rPr>
+              <m:t>C</m:t>
+            </m:r>
+          </m:e>
+          <m:sub>
+            <m:sSub>
+              <m:sSubPr>
+                <m:ctrlPr>
+                  <w:rPr>
+                    <w:rFonts w:ascii="Cambria Math" w:eastAsiaTheme="minorEastAsia" w:hAnsi="Cambria Math"/>
+                    <w:i/>
+                    <w:lang w:val="ru-RU"/>
+                  </w:rPr>
+                </m:ctrlPr>
+              </m:sSubPr>
+              <m:e>
+                <m:r>
+                  <w:rPr>
+                    <w:rFonts w:ascii="Cambria Math" w:eastAsiaTheme="minorEastAsia" w:hAnsi="Cambria Math"/>
+                    <w:lang w:val="ru-RU"/>
+                  </w:rPr>
+                  <m:t>L</m:t>
+                </m:r>
+              </m:e>
+              <m:sub>
+                <m:r>
+                  <w:rPr>
+                    <w:rFonts w:ascii="Cambria Math" w:eastAsiaTheme="minorEastAsia" w:hAnsi="Cambria Math"/>
+                    <w:lang w:val="ru-RU"/>
+                  </w:rPr>
+                  <m:t>C</m:t>
+                </m:r>
+              </m:sub>
+            </m:sSub>
+          </m:sub>
+        </m:sSub>
+      </m:oMath>
+      <w:r>
+        <w:rPr>
+          <w:rFonts w:eastAsiaTheme="minorEastAsia"/>
+          <w:lang w:val="ru-RU"/>
+        </w:rPr>
+        <w:t xml:space="preserve"> </w:t>
+      </w:r>
+      <w:r>
+        <w:rPr>
+          <w:rFonts w:eastAsiaTheme="minorEastAsia"/>
+          <w:lang w:val="ru-RU"/>
+        </w:rPr>
+        <w:t xml:space="preserve">при </w:t>
+      </w:r>
+      <m:oMath>
+        <m:sSub>
+          <m:sSubPr>
+            <m:ctrlPr>
+              <w:rPr>
+                <w:rFonts w:ascii="Cambria Math" w:eastAsiaTheme="minorEastAsia" w:hAnsi="Cambria Math"/>
+                <w:i/>
+                <w:lang w:val="ru-RU"/>
+              </w:rPr>
+            </m:ctrlPr>
+          </m:sSubPr>
+          <m:e>
+            <m:r>
+              <w:rPr>
+                <w:rFonts w:ascii="Cambria Math" w:eastAsiaTheme="minorEastAsia" w:hAnsi="Cambria Math"/>
+              </w:rPr>
+              <m:t>i</m:t>
+            </m:r>
+            <m:ctrlPr>
+              <w:rPr>
+                <w:rFonts w:ascii="Cambria Math" w:eastAsiaTheme="minorEastAsia" w:hAnsi="Cambria Math"/>
+                <w:i/>
+              </w:rPr>
+            </m:ctrlPr>
+          </m:e>
+          <m:sub>
+            <m:r>
+              <w:rPr>
+                <w:rFonts w:ascii="Cambria Math" w:eastAsiaTheme="minorEastAsia" w:hAnsi="Cambria Math"/>
+                <w:lang w:val="ru-RU"/>
+              </w:rPr>
+              <m:t>w</m:t>
+            </m:r>
+          </m:sub>
+        </m:sSub>
+        <m:r>
+          <w:rPr>
+            <w:rFonts w:ascii="Cambria Math" w:eastAsiaTheme="minorEastAsia" w:hAnsi="Cambria Math"/>
+            <w:lang w:val="ru-RU"/>
+          </w:rPr>
+          <m:t>=1°</m:t>
+        </m:r>
+      </m:oMath>
+      <w:r>
+        <w:rPr>
+          <w:rFonts w:eastAsiaTheme="minorEastAsia"/>
+          <w:lang w:val="ru-RU"/>
+        </w:rPr>
+        <w:t xml:space="preserve">. </w:t>
+      </w:r>
+      <w:r>
+        <w:rPr>
+          <w:rFonts w:eastAsiaTheme="minorEastAsia"/>
+          <w:lang w:val="ru-RU"/>
+        </w:rPr>
+        <w:t>Геометрические характеристики крыла представлены в таблице</w:t>
+      </w:r>
+      <w:r>
+        <w:rPr>
+          <w:rFonts w:eastAsiaTheme="minorEastAsia"/>
+          <w:lang w:val="ru-RU"/>
+        </w:rPr>
+        <w:t xml:space="preserve"> 1.</w:t>
+      </w:r>
+    </w:p>
+    <w:tbl>
+      <w:tblPr>
+        <w:tblStyle w:val="af1"/>
+        <w:tblW w:w="5000" w:type="pct"/>
+        <w:jc w:val="center"/>
+        <w:tblLook w:val="04A0" w:firstRow="1" w:lastRow="0" w:firstColumn="1" w:lastColumn="0" w:noHBand="0" w:noVBand="1"/>
+      </w:tblPr>
+      <w:tblGrid>
+        <w:gridCol w:w="1251"/>
+        <w:gridCol w:w="1793"/>
+        <w:gridCol w:w="1793"/>
+        <w:gridCol w:w="1793"/>
+        <w:gridCol w:w="1793"/>
+        <w:gridCol w:w="1482"/>
+      </w:tblGrid>
+      <w:tr>
+        <w:trPr>
+          <w:jc w:val="center"/>
+        </w:trPr>
+        <w:tc>
+          <w:tcPr>
+            <w:tcW w:w="632" w:type="pct"/>
+            <w:shd w:val="clear" w:color="auto" w:fill="auto"/>
+            <w:vAlign w:val="center"/>
+          </w:tcPr>
+          <w:p>
+            <w:pPr>
+              <w:ind w:firstLine="0"/>
+              <w:jc w:val="center"/>
+              <w:rPr>
+                <w:lang w:val="ru-RU"/>
+              </w:rPr>
+            </w:pPr>
+            <m:oMathPara>
+              <m:oMath>
+                <m:r>
+                  <w:rPr>
+                    <w:rFonts w:ascii="Cambria Math" w:hAnsi="Cambria Math"/>
+                    <w:lang w:val="ru-RU"/>
+                  </w:rPr>
+                  <m:t>AR</m:t>
+                </m:r>
+              </m:oMath>
+            </m:oMathPara>
+          </w:p>
+        </w:tc>
+        <w:tc>
+          <w:tcPr>
+            <w:tcW w:w="905" w:type="pct"/>
+            <w:shd w:val="clear" w:color="auto" w:fill="auto"/>
+            <w:vAlign w:val="center"/>
+          </w:tcPr>
+          <w:p>
+            <w:pPr>
+              <w:ind w:firstLine="0"/>
+              <w:jc w:val="center"/>
+              <w:rPr>
+                <w:i/>
+              </w:rPr>
+            </w:pPr>
+            <m:oMathPara>
+              <m:oMath>
+                <m:r>
+                  <w:rPr>
+                    <w:rFonts w:ascii="Cambria Math" w:hAnsi="Cambria Math"/>
+                  </w:rPr>
+                  <m:t>λ</m:t>
+                </m:r>
+              </m:oMath>
+            </m:oMathPara>
+          </w:p>
+        </w:tc>
+        <w:tc>
+          <w:tcPr>
+            <w:tcW w:w="905" w:type="pct"/>
+            <w:shd w:val="clear" w:color="auto" w:fill="auto"/>
+            <w:vAlign w:val="center"/>
+          </w:tcPr>
+          <w:p>
+            <w:pPr>
+              <w:ind w:firstLine="0"/>
+              <w:jc w:val="center"/>
+              <w:rPr>
+                <w:i/>
+                <w:lang w:val="ru-RU"/>
+              </w:rPr>
+            </w:pPr>
+            <m:oMathPara>
+              <m:oMath>
+                <m:r>
+                  <w:rPr>
+                    <w:rFonts w:ascii="Cambria Math" w:hAnsi="Cambria Math"/>
+                    <w:lang w:val="ru-RU"/>
+                  </w:rPr>
+                  <m:t>b, м</m:t>
+                </m:r>
+              </m:oMath>
+            </m:oMathPara>
+          </w:p>
+        </w:tc>
+        <w:tc>
+          <w:tcPr>
+            <w:tcW w:w="905" w:type="pct"/>
+            <w:shd w:val="clear" w:color="auto" w:fill="auto"/>
+            <w:vAlign w:val="center"/>
+          </w:tcPr>
+          <w:p>
+            <w:pPr>
+              <w:ind w:firstLine="0"/>
+              <w:jc w:val="center"/>
+              <w:rPr>
+                <w:i/>
+                <w:lang w:val="ru-RU"/>
+              </w:rPr>
+            </w:pPr>
+            <m:oMathPara>
+              <m:oMath>
+                <m:r>
+                  <w:rPr>
+                    <w:rFonts w:ascii="Cambria Math" w:hAnsi="Cambria Math"/>
+                  </w:rPr>
+                  <m:t xml:space="preserve">c, </m:t>
+                </m:r>
+                <m:r>
+                  <w:rPr>
+                    <w:rFonts w:ascii="Cambria Math" w:hAnsi="Cambria Math"/>
+                    <w:lang w:val="ru-RU"/>
+                  </w:rPr>
+                  <m:t>м</m:t>
+                </m:r>
+              </m:oMath>
+            </m:oMathPara>
+          </w:p>
+        </w:tc>
+        <w:tc>
+          <w:tcPr>
+            <w:tcW w:w="905" w:type="pct"/>
+            <w:shd w:val="clear" w:color="auto" w:fill="auto"/>
+            <w:vAlign w:val="center"/>
+          </w:tcPr>
+          <w:p>
+            <w:pPr>
+              <w:ind w:firstLine="0"/>
+              <w:jc w:val="center"/>
+              <w:rPr>
+                <w:rFonts w:eastAsia="SimSun" w:cs="Times New Roman"/>
+                <w:i/>
+                <w:lang w:val="ru-RU"/>
+              </w:rPr>
+            </w:pPr>
+            <m:oMathPara>
+              <m:oMath>
+                <m:r>
+                  <w:rPr>
+                    <w:rFonts w:ascii="Cambria Math" w:eastAsia="SimSun" w:hAnsi="Cambria Math" w:cs="Times New Roman"/>
+                  </w:rPr>
+                  <m:t xml:space="preserve">S, </m:t>
+                </m:r>
+                <m:sSup>
+                  <m:sSupPr>
+                    <m:ctrlPr>
+                      <w:rPr>
+                        <w:rFonts w:ascii="Cambria Math" w:eastAsia="SimSun" w:hAnsi="Cambria Math" w:cs="Times New Roman"/>
+                        <w:i/>
+                      </w:rPr>
+                    </m:ctrlPr>
+                  </m:sSupPr>
+                  <m:e>
+                    <m:r>
+                      <w:rPr>
+                        <w:rFonts w:ascii="Cambria Math" w:eastAsia="SimSun" w:hAnsi="Cambria Math" w:cs="Times New Roman"/>
+                        <w:lang w:val="ru-RU"/>
+                      </w:rPr>
+                      <m:t>м</m:t>
+                    </m:r>
+                  </m:e>
+                  <m:sup>
+                    <m:r>
+                      <w:rPr>
+                        <w:rFonts w:ascii="Cambria Math" w:eastAsia="SimSun" w:hAnsi="Cambria Math" w:cs="Times New Roman"/>
+                      </w:rPr>
+                      <m:t>2</m:t>
+                    </m:r>
+                  </m:sup>
+                </m:sSup>
+              </m:oMath>
+            </m:oMathPara>
+          </w:p>
+        </w:tc>
+        <w:tc>
+          <w:tcPr>
+            <w:tcW w:w="748" w:type="pct"/>
+            <w:shd w:val="clear" w:color="auto" w:fill="auto"/>
+            <w:vAlign w:val="center"/>
+          </w:tcPr>
+          <w:p>
+            <w:pPr>
+              <w:ind w:firstLine="0"/>
+              <w:jc w:val="center"/>
+              <w:rPr>
+                <w:rFonts w:eastAsia="SimSun" w:cs="Times New Roman"/>
+                <w:i/>
+              </w:rPr>
+            </w:pPr>
+            <m:oMathPara>
+              <m:oMath>
+                <m:sSub>
+                  <m:sSubPr>
+                    <m:ctrlPr>
+                      <w:rPr>
+                        <w:rFonts w:ascii="Cambria Math" w:eastAsia="Calibri" w:hAnsi="Cambria Math" w:cs="Times New Roman"/>
+                        <w:i/>
+                      </w:rPr>
+                    </m:ctrlPr>
+                  </m:sSubPr>
+                  <m:e>
+                    <m:r>
+                      <w:rPr>
+                        <w:rFonts w:ascii="Cambria Math" w:eastAsia="Calibri" w:hAnsi="Cambria Math" w:cs="Times New Roman"/>
+                      </w:rPr>
+                      <m:t>i</m:t>
+                    </m:r>
+                  </m:e>
+                  <m:sub>
+                    <m:r>
+                      <w:rPr>
+                        <w:rFonts w:ascii="Cambria Math" w:eastAsia="Calibri" w:hAnsi="Cambria Math" w:cs="Times New Roman"/>
+                      </w:rPr>
+                      <m:t>w</m:t>
+                    </m:r>
+                  </m:sub>
+                </m:sSub>
+                <m:r>
+                  <w:rPr>
+                    <w:rFonts w:ascii="Cambria Math" w:eastAsia="Calibri" w:hAnsi="Cambria Math" w:cs="Times New Roman"/>
+                  </w:rPr>
+                  <m:t>, °</m:t>
+                </m:r>
+              </m:oMath>
+            </m:oMathPara>
+          </w:p>
+        </w:tc>
+      </w:tr>
+      <w:tr>
+        <w:trPr>
+          <w:jc w:val="center"/>
+        </w:trPr>
+        <w:tc>
+          <w:tcPr>
+            <w:tcW w:w="632" w:type="pct"/>
+            <w:vAlign w:val="center"/>
+          </w:tcPr>
+          <w:p>
+            <w:pPr>
+              <w:ind w:firstLine="0"/>
+              <w:jc w:val="center"/>
+            </w:pPr>
+            <w:r>
+              <w:rPr>
+                <w:lang w:val="ru-RU"/>
+              </w:rPr>
+              <w:t>8</w:t>
+            </w:r>
+          </w:p>
+        </w:tc>
+        <w:tc>
+          <w:tcPr>
+            <w:tcW w:w="905" w:type="pct"/>
+            <w:vAlign w:val="center"/>
+          </w:tcPr>
+          <w:p>
+            <w:pPr>
+              <w:ind w:firstLine="0"/>
+              <w:jc w:val="center"/>
+            </w:pPr>
+            <w:r>
+              <w:t>1</w:t>
+            </w:r>
+          </w:p>
+        </w:tc>
+        <w:tc>
+          <w:tcPr>
+            <w:tcW w:w="905" w:type="pct"/>
+            <w:vAlign w:val="center"/>
+          </w:tcPr>
+          <w:p>
+            <w:pPr>
+              <w:ind w:firstLine="0"/>
+              <w:jc w:val="center"/>
+            </w:pPr>
+            <w:r>
+              <w:t>1,74</w:t>
+            </w:r>
+          </w:p>
+        </w:tc>
+        <w:tc>
+          <w:tcPr>
+            <w:tcW w:w="905" w:type="pct"/>
+            <w:vAlign w:val="center"/>
+          </w:tcPr>
+          <w:p>
+            <w:pPr>
+              <w:ind w:firstLine="0"/>
+              <w:jc w:val="center"/>
+            </w:pPr>
+            <w:r>
+              <w:t>0,22</w:t>
+            </w:r>
+          </w:p>
+        </w:tc>
+        <w:tc>
+          <w:tcPr>
+            <w:tcW w:w="905" w:type="pct"/>
+            <w:vAlign w:val="center"/>
+          </w:tcPr>
+          <w:p>
+            <w:pPr>
+              <w:keepNext/>
+              <w:ind w:firstLine="0"/>
+              <w:jc w:val="center"/>
+            </w:pPr>
+            <w:r>
+              <w:t>0,38</w:t>
+            </w:r>
+          </w:p>
+        </w:tc>
+        <w:tc>
+          <w:tcPr>
+            <w:tcW w:w="748" w:type="pct"/>
+            <w:vAlign w:val="center"/>
+          </w:tcPr>
+          <w:p>
+            <w:pPr>
+              <w:keepNext/>
+              <w:ind w:firstLine="0"/>
+              <w:jc w:val="center"/>
+            </w:pPr>
+            <w:r>
+              <w:t>1</w:t>
+            </w:r>
+          </w:p>
+        </w:tc>
+      </w:tr>
+    </w:tbl>
+    <w:p>
+      <w:pPr>
+        <w:pStyle w:val="a8"/>
+        <w:rPr>
+          <w:rFonts w:eastAsiaTheme="minorEastAsia"/>
+        </w:rPr>
+      </w:pPr>
+      <w:r>
+        <w:t xml:space="preserve">Таблица </w:t>
+      </w:r>
+      <w:r>
+        <w:fldChar w:fldCharType="begin"/>
+      </w:r>
+      <w:r>
+        <w:instrText xml:space="preserve"> SEQ Таблица \* ARABIC </w:instrText>
+      </w:r>
+      <w:r>
+        <w:fldChar w:fldCharType="separate"/>
+      </w:r>
+      <w:r>
+        <w:rPr>
+          <w:noProof/>
+        </w:rPr>
+        <w:t>1</w:t>
+      </w:r>
+      <w:r>
+        <w:fldChar w:fldCharType="end"/>
+      </w:r>
+      <w:r>
+        <w:rPr>
+          <w:lang w:val="en-US"/>
+        </w:rPr>
+        <w:t xml:space="preserve"> – </w:t>
+      </w:r>
+      <w:r>
+        <w:t>Геометрические характеристики крыла</w:t>
+      </w:r>
+    </w:p>
+    <w:p>
+      <w:pPr>
+        <w:rPr>
+          <w:rFonts w:eastAsiaTheme="minorEastAsia"/>
+          <w:lang w:val="ru-RU"/>
+        </w:rPr>
+      </w:pPr>
+      <w:r>
+        <w:rPr>
+          <w:rFonts w:eastAsiaTheme="minorEastAsia"/>
+          <w:lang w:val="ru-RU"/>
+        </w:rPr>
+        <w:t>Выбор параметров хвостового оперения основан на методе объемных коэффициентов (</w:t>
+      </w:r>
+      <w:r>
+        <w:rPr>
+          <w:rFonts w:eastAsiaTheme="minorEastAsia"/>
+          <w:lang w:val="ru-RU"/>
+        </w:rPr>
+        <w:t>2</w:t>
+      </w:r>
+      <w:r>
+        <w:rPr>
+          <w:rFonts w:eastAsiaTheme="minorEastAsia"/>
+          <w:lang w:val="ru-RU"/>
+        </w:rPr>
+        <w:t xml:space="preserve">). Согласно данным из </w:t>
+      </w:r>
+      <w:r>
+        <w:rPr>
+          <w:rFonts w:eastAsiaTheme="minorEastAsia"/>
+          <w:lang w:val="ru-RU"/>
+        </w:rPr>
+        <w:t>[3]</w:t>
+      </w:r>
+      <w:r>
+        <w:rPr>
+          <w:rFonts w:eastAsiaTheme="minorEastAsia"/>
+          <w:lang w:val="ru-RU"/>
+        </w:rPr>
+        <w:t xml:space="preserve"> и опыта команды объемные коэффициенты вертикального </w:t>
+      </w:r>
+      <m:oMath>
+        <m:sSub>
+          <m:sSubPr>
+            <m:ctrlPr>
+              <w:rPr>
+                <w:rFonts w:ascii="Cambria Math" w:eastAsiaTheme="minorEastAsia" w:hAnsi="Cambria Math"/>
+                <w:i/>
+                <w:lang w:val="ru-RU"/>
+              </w:rPr>
+            </m:ctrlPr>
+          </m:sSubPr>
+          <m:e>
+            <m:r>
+              <w:rPr>
+                <w:rFonts w:ascii="Cambria Math" w:eastAsiaTheme="minorEastAsia" w:hAnsi="Cambria Math"/>
+                <w:lang w:val="ru-RU"/>
+              </w:rPr>
+              <m:t>V</m:t>
+            </m:r>
+          </m:e>
+          <m:sub>
+            <m:r>
+              <w:rPr>
+                <w:rFonts w:ascii="Cambria Math" w:eastAsiaTheme="minorEastAsia" w:hAnsi="Cambria Math"/>
+                <w:lang w:val="ru-RU"/>
+              </w:rPr>
+              <m:t>VT</m:t>
+            </m:r>
+          </m:sub>
+        </m:sSub>
+      </m:oMath>
+      <w:r>
+        <w:rPr>
+          <w:rFonts w:eastAsiaTheme="minorEastAsia"/>
+          <w:lang w:val="ru-RU"/>
+        </w:rPr>
+        <w:t xml:space="preserve"> </w:t>
+      </w:r>
+      <w:r>
+        <w:rPr>
+          <w:rFonts w:eastAsiaTheme="minorEastAsia"/>
+          <w:lang w:val="ru-RU"/>
+        </w:rPr>
+        <w:t xml:space="preserve">и горизонтального </w:t>
+      </w:r>
+      <m:oMath>
+        <m:sSub>
+          <m:sSubPr>
+            <m:ctrlPr>
+              <w:rPr>
+                <w:rFonts w:ascii="Cambria Math" w:eastAsiaTheme="minorEastAsia" w:hAnsi="Cambria Math"/>
+                <w:i/>
+                <w:lang w:val="ru-RU"/>
+              </w:rPr>
+            </m:ctrlPr>
+          </m:sSubPr>
+          <m:e>
+            <m:r>
+              <w:rPr>
+                <w:rFonts w:ascii="Cambria Math" w:eastAsiaTheme="minorEastAsia" w:hAnsi="Cambria Math"/>
+                <w:lang w:val="ru-RU"/>
+              </w:rPr>
+              <m:t>V</m:t>
+            </m:r>
+          </m:e>
+          <m:sub>
+            <m:r>
+              <w:rPr>
+                <w:rFonts w:ascii="Cambria Math" w:eastAsiaTheme="minorEastAsia" w:hAnsi="Cambria Math"/>
+                <w:lang w:val="ru-RU"/>
+              </w:rPr>
+              <m:t>HT</m:t>
+            </m:r>
+          </m:sub>
+        </m:sSub>
+      </m:oMath>
+      <w:r>
+        <w:rPr>
+          <w:rFonts w:eastAsiaTheme="minorEastAsia"/>
+          <w:lang w:val="ru-RU"/>
+        </w:rPr>
+        <w:t xml:space="preserve"> </w:t>
+      </w:r>
+      <w:r>
+        <w:rPr>
+          <w:rFonts w:eastAsiaTheme="minorEastAsia"/>
+          <w:lang w:val="ru-RU"/>
+        </w:rPr>
+        <w:t>оперений</w:t>
+      </w:r>
+      <w:r>
+        <w:rPr>
+          <w:rFonts w:eastAsiaTheme="minorEastAsia"/>
+          <w:lang w:val="ru-RU"/>
+        </w:rPr>
+        <w:t xml:space="preserve"> </w:t>
+      </w:r>
+      <w:r>
+        <w:rPr>
+          <w:rFonts w:eastAsiaTheme="minorEastAsia"/>
+          <w:lang w:val="ru-RU"/>
+        </w:rPr>
+        <w:t xml:space="preserve">выбраны равными </w:t>
+      </w:r>
+      <m:oMath>
+        <m:r>
+          <w:rPr>
+            <w:rFonts w:ascii="Cambria Math" w:eastAsiaTheme="minorEastAsia" w:hAnsi="Cambria Math"/>
+            <w:lang w:val="ru-RU"/>
+          </w:rPr>
+          <m:t>0,04</m:t>
+        </m:r>
+      </m:oMath>
+      <w:r>
+        <w:rPr>
+          <w:rFonts w:eastAsiaTheme="minorEastAsia"/>
+          <w:lang w:val="ru-RU"/>
+        </w:rPr>
+        <w:t xml:space="preserve"> и </w:t>
+      </w:r>
+      <m:oMath>
+        <m:r>
+          <w:rPr>
+            <w:rFonts w:ascii="Cambria Math" w:eastAsiaTheme="minorEastAsia" w:hAnsi="Cambria Math"/>
+            <w:lang w:val="ru-RU"/>
+          </w:rPr>
+          <m:t>0,6</m:t>
+        </m:r>
+      </m:oMath>
+      <w:r>
+        <w:rPr>
+          <w:rFonts w:eastAsiaTheme="minorEastAsia"/>
+          <w:lang w:val="ru-RU"/>
+        </w:rPr>
+        <w:t xml:space="preserve"> соответсвтенно.</w:t>
+      </w:r>
+    </w:p>
+    <w:tbl>
+      <w:tblPr>
+        <w:tblStyle w:val="af1"/>
+        <w:tblW w:w="0" w:type="auto"/>
+        <w:tblBorders>
+          <w:top w:val="none" w:sz="0" w:space="0" w:color="auto"/>
+          <w:left w:val="none" w:sz="0" w:space="0" w:color="auto"/>
+          <w:bottom w:val="none" w:sz="0" w:space="0" w:color="auto"/>
+          <w:right w:val="none" w:sz="0" w:space="0" w:color="auto"/>
+          <w:insideH w:val="none" w:sz="0" w:space="0" w:color="auto"/>
+          <w:insideV w:val="none" w:sz="0" w:space="0" w:color="auto"/>
+        </w:tblBorders>
+        <w:tblLook w:val="04A0" w:firstRow="1" w:lastRow="0" w:firstColumn="1" w:lastColumn="0" w:noHBand="0" w:noVBand="1"/>
+      </w:tblPr>
+      <w:tblGrid>
+        <w:gridCol w:w="494"/>
+        <w:gridCol w:w="8915"/>
+        <w:gridCol w:w="496"/>
+      </w:tblGrid>
+      <w:tr>
+        <w:tc>
+          <w:tcPr>
+            <w:tcW w:w="250" w:type="pct"/>
+            <w:vAlign w:val="center"/>
+          </w:tcPr>
+          <w:p>
+            <w:pPr>
+              <w:jc w:val="center"/>
+              <w:rPr>
+                <w:rFonts w:eastAsiaTheme="minorEastAsia"/>
+                <w:i/>
+                <w:lang w:val="ru-RU"/>
+              </w:rPr>
+            </w:pPr>
+          </w:p>
+        </w:tc>
+        <w:tc>
+          <w:tcPr>
+            <w:tcW w:w="4500" w:type="pct"/>
+            <w:vAlign w:val="center"/>
+          </w:tcPr>
+          <w:p>
+            <w:pPr>
+              <w:jc w:val="center"/>
+              <w:rPr>
+                <w:rFonts w:eastAsiaTheme="minorEastAsia"/>
+              </w:rPr>
+            </w:pPr>
+            <m:oMathPara>
+              <m:oMath>
+                <m:sSub>
+                  <m:sSubPr>
+                    <m:ctrlPr>
+                      <w:rPr>
+                        <w:rFonts w:ascii="Cambria Math" w:eastAsiaTheme="minorEastAsia" w:hAnsi="Cambria Math"/>
+                        <w:i/>
+                        <w:lang w:val="ru-RU"/>
+                      </w:rPr>
+                    </m:ctrlPr>
+                  </m:sSubPr>
+                  <m:e>
+                    <m:r>
+                      <w:rPr>
+                        <w:rFonts w:ascii="Cambria Math" w:eastAsiaTheme="minorEastAsia" w:hAnsi="Cambria Math"/>
+                        <w:lang w:val="ru-RU"/>
+                      </w:rPr>
+                      <m:t>V</m:t>
+                    </m:r>
+                  </m:e>
+                  <m:sub>
+                    <m:r>
+                      <w:rPr>
+                        <w:rFonts w:ascii="Cambria Math" w:eastAsiaTheme="minorEastAsia" w:hAnsi="Cambria Math"/>
+                        <w:lang w:val="ru-RU"/>
+                      </w:rPr>
+                      <m:t>HT</m:t>
+                    </m:r>
+                  </m:sub>
+                </m:sSub>
+                <m:r>
+                  <w:rPr>
+                    <w:rFonts w:ascii="Cambria Math" w:eastAsiaTheme="minorEastAsia" w:hAnsi="Cambria Math"/>
+                    <w:lang w:val="ru-RU"/>
+                  </w:rPr>
+                  <m:t xml:space="preserve">= </m:t>
+                </m:r>
+                <m:f>
+                  <m:fPr>
+                    <m:ctrlPr>
+                      <w:rPr>
+                        <w:rFonts w:ascii="Cambria Math" w:eastAsiaTheme="minorEastAsia" w:hAnsi="Cambria Math"/>
+                        <w:i/>
+                        <w:lang w:val="ru-RU"/>
+                      </w:rPr>
+                    </m:ctrlPr>
+                  </m:fPr>
+                  <m:num>
+                    <m:sSub>
+                      <m:sSubPr>
+                        <m:ctrlPr>
+                          <w:rPr>
+                            <w:rFonts w:ascii="Cambria Math" w:eastAsiaTheme="minorEastAsia" w:hAnsi="Cambria Math"/>
+                            <w:i/>
+                            <w:lang w:val="ru-RU"/>
+                          </w:rPr>
+                        </m:ctrlPr>
+                      </m:sSubPr>
+                      <m:e>
+                        <m:r>
+                          <w:rPr>
+                            <w:rFonts w:ascii="Cambria Math" w:eastAsiaTheme="minorEastAsia" w:hAnsi="Cambria Math"/>
+                            <w:lang w:val="ru-RU"/>
+                          </w:rPr>
+                          <m:t>L</m:t>
+                        </m:r>
+                      </m:e>
+                      <m:sub>
+                        <m:r>
+                          <w:rPr>
+                            <w:rFonts w:ascii="Cambria Math" w:eastAsiaTheme="minorEastAsia" w:hAnsi="Cambria Math"/>
+                            <w:lang w:val="ru-RU"/>
+                          </w:rPr>
+                          <m:t>T</m:t>
+                        </m:r>
+                      </m:sub>
+                    </m:sSub>
+                    <m:sSub>
+                      <m:sSubPr>
+                        <m:ctrlPr>
+                          <w:rPr>
+                            <w:rFonts w:ascii="Cambria Math" w:eastAsiaTheme="minorEastAsia" w:hAnsi="Cambria Math"/>
+                            <w:i/>
+                            <w:lang w:val="ru-RU"/>
+                          </w:rPr>
+                        </m:ctrlPr>
+                      </m:sSubPr>
+                      <m:e>
+                        <m:r>
+                          <w:rPr>
+                            <w:rFonts w:ascii="Cambria Math" w:eastAsiaTheme="minorEastAsia" w:hAnsi="Cambria Math"/>
+                            <w:lang w:val="ru-RU"/>
+                          </w:rPr>
+                          <m:t>S</m:t>
+                        </m:r>
+                      </m:e>
+                      <m:sub>
+                        <m:r>
+                          <w:rPr>
+                            <w:rFonts w:ascii="Cambria Math" w:eastAsiaTheme="minorEastAsia" w:hAnsi="Cambria Math"/>
+                            <w:lang w:val="ru-RU"/>
+                          </w:rPr>
+                          <m:t>HT</m:t>
+                        </m:r>
+                      </m:sub>
+                    </m:sSub>
+                  </m:num>
+                  <m:den>
+                    <m:r>
+                      <w:rPr>
+                        <w:rFonts w:ascii="Cambria Math" w:eastAsiaTheme="minorEastAsia" w:hAnsi="Cambria Math"/>
+                        <w:lang w:val="ru-RU"/>
+                      </w:rPr>
+                      <m:t>cS</m:t>
+                    </m:r>
+                  </m:den>
+                </m:f>
+                <m:r>
+                  <w:rPr>
+                    <w:rFonts w:ascii="Cambria Math" w:eastAsiaTheme="minorEastAsia" w:hAnsi="Cambria Math"/>
+                    <w:lang w:val="ru-RU"/>
+                  </w:rPr>
+                  <m:t xml:space="preserve">,  </m:t>
+                </m:r>
+                <m:sSub>
+                  <m:sSubPr>
+                    <m:ctrlPr>
+                      <w:rPr>
+                        <w:rFonts w:ascii="Cambria Math" w:eastAsiaTheme="minorEastAsia" w:hAnsi="Cambria Math"/>
+                        <w:i/>
+                        <w:lang w:val="ru-RU"/>
+                      </w:rPr>
+                    </m:ctrlPr>
+                  </m:sSubPr>
+                  <m:e>
+                    <m:r>
+                      <w:rPr>
+                        <w:rFonts w:ascii="Cambria Math" w:eastAsiaTheme="minorEastAsia" w:hAnsi="Cambria Math"/>
+                        <w:lang w:val="ru-RU"/>
+                      </w:rPr>
+                      <m:t>V</m:t>
+                    </m:r>
+                  </m:e>
+                  <m:sub>
+                    <m:r>
+                      <w:rPr>
+                        <w:rFonts w:ascii="Cambria Math" w:eastAsiaTheme="minorEastAsia" w:hAnsi="Cambria Math"/>
+                        <w:lang w:val="ru-RU"/>
+                      </w:rPr>
+                      <m:t>VT</m:t>
+                    </m:r>
+                  </m:sub>
+                </m:sSub>
+                <m:r>
+                  <w:rPr>
+                    <w:rFonts w:ascii="Cambria Math" w:eastAsiaTheme="minorEastAsia" w:hAnsi="Cambria Math"/>
+                    <w:lang w:val="ru-RU"/>
+                  </w:rPr>
+                  <m:t>=</m:t>
+                </m:r>
+                <m:f>
+                  <m:fPr>
+                    <m:ctrlPr>
+                      <w:rPr>
+                        <w:rFonts w:ascii="Cambria Math" w:eastAsiaTheme="minorEastAsia" w:hAnsi="Cambria Math"/>
+                        <w:i/>
+                        <w:lang w:val="ru-RU"/>
+                      </w:rPr>
+                    </m:ctrlPr>
+                  </m:fPr>
+                  <m:num>
+                    <m:sSub>
+                      <m:sSubPr>
+                        <m:ctrlPr>
+                          <w:rPr>
+                            <w:rFonts w:ascii="Cambria Math" w:eastAsiaTheme="minorEastAsia" w:hAnsi="Cambria Math"/>
+                            <w:i/>
+                            <w:lang w:val="ru-RU"/>
+                          </w:rPr>
+                        </m:ctrlPr>
+                      </m:sSubPr>
+                      <m:e>
+                        <m:r>
+                          <w:rPr>
+                            <w:rFonts w:ascii="Cambria Math" w:eastAsiaTheme="minorEastAsia" w:hAnsi="Cambria Math"/>
+                            <w:lang w:val="ru-RU"/>
+                          </w:rPr>
+                          <m:t>L</m:t>
+                        </m:r>
+                      </m:e>
+                      <m:sub>
+                        <m:r>
+                          <w:rPr>
+                            <w:rFonts w:ascii="Cambria Math" w:eastAsiaTheme="minorEastAsia" w:hAnsi="Cambria Math"/>
+                            <w:lang w:val="ru-RU"/>
+                          </w:rPr>
+                          <m:t>T</m:t>
+                        </m:r>
+                      </m:sub>
+                    </m:sSub>
+                    <m:sSub>
+                      <m:sSubPr>
+                        <m:ctrlPr>
+                          <w:rPr>
+                            <w:rFonts w:ascii="Cambria Math" w:eastAsiaTheme="minorEastAsia" w:hAnsi="Cambria Math"/>
+                            <w:i/>
+                            <w:lang w:val="ru-RU"/>
+                          </w:rPr>
+                        </m:ctrlPr>
+                      </m:sSubPr>
+                      <m:e>
+                        <m:r>
+                          <w:rPr>
+                            <w:rFonts w:ascii="Cambria Math" w:eastAsiaTheme="minorEastAsia" w:hAnsi="Cambria Math"/>
+                            <w:lang w:val="ru-RU"/>
+                          </w:rPr>
+                          <m:t>S</m:t>
+                        </m:r>
+                      </m:e>
+                      <m:sub>
+                        <m:r>
+                          <w:rPr>
+                            <w:rFonts w:ascii="Cambria Math" w:eastAsiaTheme="minorEastAsia" w:hAnsi="Cambria Math"/>
+                            <w:lang w:val="ru-RU"/>
+                          </w:rPr>
+                          <m:t>VT</m:t>
+                        </m:r>
+                      </m:sub>
+                    </m:sSub>
+                  </m:num>
+                  <m:den>
+                    <m:r>
+                      <w:rPr>
+                        <w:rFonts w:ascii="Cambria Math" w:eastAsiaTheme="minorEastAsia" w:hAnsi="Cambria Math"/>
+                        <w:lang w:val="ru-RU"/>
+                      </w:rPr>
+                      <m:t>bS</m:t>
+                    </m:r>
+                  </m:den>
+                </m:f>
+                <m:r>
+                  <w:rPr>
+                    <w:rFonts w:ascii="Cambria Math" w:eastAsiaTheme="minorEastAsia" w:hAnsi="Cambria Math"/>
+                    <w:lang w:val="ru-RU"/>
+                  </w:rPr>
+                  <m:t>,</m:t>
+                </m:r>
+              </m:oMath>
+            </m:oMathPara>
+          </w:p>
+        </w:tc>
+        <w:tc>
+          <w:tcPr>
+            <w:tcW w:w="250" w:type="pct"/>
+            <w:vAlign w:val="center"/>
+          </w:tcPr>
+          <w:p>
+            <w:pPr>
+              <w:ind w:firstLine="0"/>
+              <w:rPr>
+                <w:rFonts w:eastAsiaTheme="minorEastAsia"/>
+                <w:lang w:val="ru-RU"/>
+              </w:rPr>
+            </w:pPr>
+            <w:r>
+              <w:rPr>
+                <w:rFonts w:eastAsiaTheme="minorEastAsia"/>
+                <w:lang w:val="ru-RU"/>
+              </w:rPr>
+              <w:t>(</w:t>
+            </w:r>
+            <w:r>
+              <w:rPr>
+                <w:rFonts w:eastAsiaTheme="minorEastAsia"/>
+              </w:rPr>
+              <w:t>2</w:t>
+            </w:r>
+            <w:r>
+              <w:rPr>
+                <w:rFonts w:eastAsiaTheme="minorEastAsia"/>
+                <w:lang w:val="ru-RU"/>
+              </w:rPr>
+              <w:t>)</w:t>
+            </w:r>
+          </w:p>
+        </w:tc>
+      </w:tr>
+    </w:tbl>
+    <w:p>
+      <w:pPr>
+        <w:rPr>
+          <w:rFonts w:eastAsiaTheme="minorEastAsia"/>
+          <w:lang w:val="ru-RU"/>
+        </w:rPr>
+      </w:pPr>
+      <w:r>
+        <w:rPr>
+          <w:lang w:val="ru-RU"/>
+        </w:rPr>
+        <w:t xml:space="preserve">где плечи горизонтального и вертикального оперения </w:t>
+      </w:r>
+      <m:oMath>
+        <m:sSub>
+          <m:sSubPr>
+            <m:ctrlPr>
+              <w:rPr>
+                <w:rFonts w:ascii="Cambria Math" w:hAnsi="Cambria Math"/>
+                <w:i/>
+                <w:lang w:val="ru-RU"/>
+              </w:rPr>
+            </m:ctrlPr>
+          </m:sSubPr>
+          <m:e>
+            <m:r>
+              <w:rPr>
+                <w:rFonts w:ascii="Cambria Math" w:hAnsi="Cambria Math"/>
+                <w:lang w:val="ru-RU"/>
+              </w:rPr>
+              <m:t>L</m:t>
+            </m:r>
+          </m:e>
+          <m:sub>
+            <m:r>
+              <w:rPr>
+                <w:rFonts w:ascii="Cambria Math" w:hAnsi="Cambria Math"/>
+                <w:lang w:val="ru-RU"/>
+              </w:rPr>
+              <m:t>T</m:t>
+            </m:r>
+          </m:sub>
+        </m:sSub>
+      </m:oMath>
+      <w:r>
+        <w:rPr>
+          <w:rFonts w:eastAsiaTheme="minorEastAsia"/>
+          <w:lang w:val="ru-RU"/>
+        </w:rPr>
+        <w:t xml:space="preserve"> </w:t>
+      </w:r>
+      <w:r>
+        <w:rPr>
+          <w:lang w:val="ru-RU"/>
+        </w:rPr>
+        <w:t>(расстояние</w:t>
+      </w:r>
+      <w:r>
+        <w:rPr>
+          <w:lang w:val="ru-RU"/>
+        </w:rPr>
+        <w:t xml:space="preserve"> от аэродинамических центров хвостового оперения и крыла</w:t>
+      </w:r>
+      <w:r>
+        <w:rPr>
+          <w:lang w:val="ru-RU"/>
+        </w:rPr>
+        <w:t>)</w:t>
+      </w:r>
+      <w:r>
+        <w:rPr>
+          <w:lang w:val="ru-RU"/>
+        </w:rPr>
+        <w:t xml:space="preserve"> выбраны равными, так как </w:t>
+      </w:r>
+      <w:r>
+        <w:t>V</w:t>
+      </w:r>
+      <w:r>
+        <w:rPr>
+          <w:lang w:val="ru-RU"/>
+        </w:rPr>
+        <w:t>-</w:t>
+      </w:r>
+      <w:r>
+        <w:rPr>
+          <w:lang w:val="ru-RU"/>
+        </w:rPr>
+        <w:t>образный хвост.</w:t>
+      </w:r>
+      <w:r>
+        <w:rPr>
+          <w:lang w:val="ru-RU"/>
+        </w:rPr>
+        <w:t xml:space="preserve"> </w:t>
+      </w:r>
+      <w:r>
+        <w:rPr>
+          <w:lang w:val="ru-RU"/>
+        </w:rPr>
+        <w:t xml:space="preserve">Согласно </w:t>
+      </w:r>
+      <w:r>
+        <w:rPr>
+          <w:lang w:val="ru-RU"/>
+        </w:rPr>
+        <w:t xml:space="preserve">[4] </w:t>
+      </w:r>
+      <w:r>
+        <w:rPr>
+          <w:lang w:val="ru-RU"/>
+        </w:rPr>
+        <w:t xml:space="preserve">площадь </w:t>
+      </w:r>
+      <w:r>
+        <w:t>V</w:t>
+      </w:r>
+      <w:r>
+        <w:rPr>
+          <w:lang w:val="ru-RU"/>
+        </w:rPr>
+        <w:t>-</w:t>
+      </w:r>
+      <w:r>
+        <w:rPr>
+          <w:lang w:val="ru-RU"/>
+        </w:rPr>
+        <w:t xml:space="preserve">образного хвоста </w:t>
+      </w:r>
+      <m:oMath>
+        <m:sSub>
+          <m:sSubPr>
+            <m:ctrlPr>
+              <w:rPr>
+                <w:rFonts w:ascii="Cambria Math" w:hAnsi="Cambria Math"/>
+                <w:i/>
+                <w:lang w:val="ru-RU"/>
+              </w:rPr>
+            </m:ctrlPr>
+          </m:sSubPr>
+          <m:e>
+            <m:r>
+              <w:rPr>
+                <w:rFonts w:ascii="Cambria Math" w:hAnsi="Cambria Math"/>
+                <w:lang w:val="ru-RU"/>
+              </w:rPr>
+              <m:t>S</m:t>
+            </m:r>
+          </m:e>
+          <m:sub>
+            <m:r>
+              <w:rPr>
+                <w:rFonts w:ascii="Cambria Math" w:hAnsi="Cambria Math"/>
+                <w:lang w:val="ru-RU"/>
+              </w:rPr>
+              <m:t>T</m:t>
+            </m:r>
+          </m:sub>
+        </m:sSub>
+      </m:oMath>
+      <w:r>
+        <w:rPr>
+          <w:rFonts w:eastAsiaTheme="minorEastAsia"/>
+          <w:lang w:val="ru-RU"/>
+        </w:rPr>
+        <w:t xml:space="preserve"> </w:t>
+      </w:r>
+      <w:r>
+        <w:rPr>
+          <w:lang w:val="ru-RU"/>
+        </w:rPr>
+        <w:t xml:space="preserve">есть сумма площадей вертикальной </w:t>
+      </w:r>
+      <m:oMath>
+        <m:sSub>
+          <m:sSubPr>
+            <m:ctrlPr>
+              <w:rPr>
+                <w:rFonts w:ascii="Cambria Math" w:hAnsi="Cambria Math"/>
+                <w:i/>
+                <w:lang w:val="ru-RU"/>
+              </w:rPr>
+            </m:ctrlPr>
+          </m:sSubPr>
+          <m:e>
+            <m:r>
+              <w:rPr>
+                <w:rFonts w:ascii="Cambria Math" w:hAnsi="Cambria Math"/>
+                <w:lang w:val="ru-RU"/>
+              </w:rPr>
+              <m:t>S</m:t>
+            </m:r>
+          </m:e>
+          <m:sub>
+            <m:r>
+              <w:rPr>
+                <w:rFonts w:ascii="Cambria Math" w:hAnsi="Cambria Math"/>
+                <w:lang w:val="ru-RU"/>
+              </w:rPr>
+              <m:t>VT</m:t>
+            </m:r>
+          </m:sub>
+        </m:sSub>
+      </m:oMath>
+      <w:r>
+        <w:rPr>
+          <w:rFonts w:eastAsiaTheme="minorEastAsia"/>
+          <w:lang w:val="ru-RU"/>
+        </w:rPr>
+        <w:t xml:space="preserve"> </w:t>
+      </w:r>
+      <w:r>
+        <w:rPr>
+          <w:rFonts w:eastAsiaTheme="minorEastAsia"/>
+          <w:lang w:val="ru-RU"/>
+        </w:rPr>
+        <w:t xml:space="preserve">и горизонтальной </w:t>
+      </w:r>
+      <m:oMath>
+        <m:sSub>
+          <m:sSubPr>
+            <m:ctrlPr>
+              <w:rPr>
+                <w:rFonts w:ascii="Cambria Math" w:eastAsiaTheme="minorEastAsia" w:hAnsi="Cambria Math"/>
+                <w:i/>
+                <w:lang w:val="ru-RU"/>
+              </w:rPr>
+            </m:ctrlPr>
+          </m:sSubPr>
+          <m:e>
+            <m:r>
+              <w:rPr>
+                <w:rFonts w:ascii="Cambria Math" w:eastAsiaTheme="minorEastAsia" w:hAnsi="Cambria Math"/>
+                <w:lang w:val="ru-RU"/>
+              </w:rPr>
+              <m:t>S</m:t>
+            </m:r>
+          </m:e>
+          <m:sub>
+            <m:r>
+              <w:rPr>
+                <w:rFonts w:ascii="Cambria Math" w:eastAsiaTheme="minorEastAsia" w:hAnsi="Cambria Math"/>
+                <w:lang w:val="ru-RU"/>
+              </w:rPr>
+              <m:t>HT</m:t>
+            </m:r>
+          </m:sub>
+        </m:sSub>
+      </m:oMath>
+      <w:r>
+        <w:rPr>
+          <w:rFonts w:eastAsiaTheme="minorEastAsia"/>
+          <w:lang w:val="ru-RU"/>
+        </w:rPr>
+        <w:t xml:space="preserve"> </w:t>
+      </w:r>
+      <w:r>
+        <w:rPr>
+          <w:rFonts w:eastAsiaTheme="minorEastAsia"/>
+          <w:lang w:val="ru-RU"/>
+        </w:rPr>
+        <w:t>составляющих, а угол</w:t>
+      </w:r>
+      <w:r>
+        <w:rPr>
+          <w:rFonts w:eastAsiaTheme="minorEastAsia"/>
+          <w:lang w:val="ru-RU"/>
+        </w:rPr>
+        <w:t xml:space="preserve"> </w:t>
+      </w:r>
+      <w:r>
+        <w:rPr>
+          <w:rFonts w:eastAsiaTheme="minorEastAsia"/>
+        </w:rPr>
+        <w:t>V</w:t>
+      </w:r>
+      <w:r>
+        <w:rPr>
+          <w:rFonts w:eastAsiaTheme="minorEastAsia"/>
+          <w:lang w:val="ru-RU"/>
+        </w:rPr>
+        <w:t>-</w:t>
+      </w:r>
+      <w:r>
+        <w:rPr>
+          <w:rFonts w:eastAsiaTheme="minorEastAsia"/>
+          <w:lang w:val="ru-RU"/>
+        </w:rPr>
+        <w:t xml:space="preserve">образности </w:t>
+      </w:r>
+      <m:oMath>
+        <m:r>
+          <m:rPr>
+            <m:sty m:val="p"/>
+          </m:rPr>
+          <w:rPr>
+            <w:rFonts w:ascii="Cambria Math" w:eastAsiaTheme="minorEastAsia" w:hAnsi="Cambria Math"/>
+            <w:lang w:val="ru-RU"/>
+          </w:rPr>
+          <m:t>Γ</m:t>
+        </m:r>
+      </m:oMath>
+      <w:r>
+        <w:rPr>
+          <w:rFonts w:eastAsiaTheme="minorEastAsia"/>
+          <w:lang w:val="ru-RU"/>
+        </w:rPr>
+        <w:t xml:space="preserve"> выражается следующим образом:</w:t>
+      </w:r>
+    </w:p>
+    <w:tbl>
+      <w:tblPr>
+        <w:tblStyle w:val="af1"/>
+        <w:tblW w:w="0" w:type="auto"/>
+        <w:tblBorders>
+          <w:top w:val="none" w:sz="0" w:space="0" w:color="auto"/>
+          <w:left w:val="none" w:sz="0" w:space="0" w:color="auto"/>
+          <w:bottom w:val="none" w:sz="0" w:space="0" w:color="auto"/>
+          <w:right w:val="none" w:sz="0" w:space="0" w:color="auto"/>
+          <w:insideH w:val="none" w:sz="0" w:space="0" w:color="auto"/>
+          <w:insideV w:val="none" w:sz="0" w:space="0" w:color="auto"/>
+        </w:tblBorders>
+        <w:tblLook w:val="04A0" w:firstRow="1" w:lastRow="0" w:firstColumn="1" w:lastColumn="0" w:noHBand="0" w:noVBand="1"/>
+      </w:tblPr>
+      <w:tblGrid>
+        <w:gridCol w:w="494"/>
+        <w:gridCol w:w="8915"/>
+        <w:gridCol w:w="496"/>
+      </w:tblGrid>
+      <w:tr>
+        <w:tc>
+          <w:tcPr>
+            <w:tcW w:w="250" w:type="pct"/>
+            <w:vAlign w:val="center"/>
+          </w:tcPr>
+          <w:p>
+            <w:pPr>
+              <w:jc w:val="center"/>
+              <w:rPr>
+                <w:rFonts w:eastAsiaTheme="minorEastAsia"/>
+                <w:i/>
+                <w:lang w:val="ru-RU"/>
+              </w:rPr>
+            </w:pPr>
+          </w:p>
+        </w:tc>
+        <w:tc>
+          <w:tcPr>
+            <w:tcW w:w="4500" w:type="pct"/>
+            <w:vAlign w:val="center"/>
+          </w:tcPr>
+          <w:p>
+            <w:pPr>
+              <w:jc w:val="center"/>
+              <w:rPr>
+                <w:rFonts w:eastAsiaTheme="minorEastAsia"/>
+                <w:i/>
+              </w:rPr>
+            </w:pPr>
+            <m:oMathPara>
+              <m:oMath>
+                <m:sSub>
+                  <m:sSubPr>
+                    <m:ctrlPr>
+                      <w:rPr>
+                        <w:rFonts w:ascii="Cambria Math" w:eastAsiaTheme="minorEastAsia" w:hAnsi="Cambria Math"/>
+                        <w:i/>
+                      </w:rPr>
+                    </m:ctrlPr>
+                  </m:sSubPr>
+                  <m:e>
+                    <m:r>
+                      <w:rPr>
+                        <w:rFonts w:ascii="Cambria Math" w:eastAsiaTheme="minorEastAsia" w:hAnsi="Cambria Math"/>
+                      </w:rPr>
+                      <m:t>S</m:t>
+                    </m:r>
+                  </m:e>
+                  <m:sub>
+                    <m:r>
+                      <w:rPr>
+                        <w:rFonts w:ascii="Cambria Math" w:eastAsiaTheme="minorEastAsia" w:hAnsi="Cambria Math"/>
+                      </w:rPr>
+                      <m:t>T</m:t>
+                    </m:r>
+                  </m:sub>
+                </m:sSub>
+                <m:r>
+                  <w:rPr>
+                    <w:rFonts w:ascii="Cambria Math" w:eastAsiaTheme="minorEastAsia" w:hAnsi="Cambria Math"/>
+                  </w:rPr>
+                  <m:t>≈</m:t>
+                </m:r>
+                <m:sSub>
+                  <m:sSubPr>
+                    <m:ctrlPr>
+                      <w:rPr>
+                        <w:rFonts w:ascii="Cambria Math" w:eastAsiaTheme="minorEastAsia" w:hAnsi="Cambria Math"/>
+                        <w:i/>
+                      </w:rPr>
+                    </m:ctrlPr>
+                  </m:sSubPr>
+                  <m:e>
+                    <m:r>
+                      <w:rPr>
+                        <w:rFonts w:ascii="Cambria Math" w:eastAsiaTheme="minorEastAsia" w:hAnsi="Cambria Math"/>
+                      </w:rPr>
+                      <m:t>S</m:t>
+                    </m:r>
+                  </m:e>
+                  <m:sub>
+                    <m:r>
+                      <w:rPr>
+                        <w:rFonts w:ascii="Cambria Math" w:eastAsiaTheme="minorEastAsia" w:hAnsi="Cambria Math"/>
+                      </w:rPr>
+                      <m:t>VT</m:t>
+                    </m:r>
+                  </m:sub>
+                </m:sSub>
+                <m:r>
+                  <w:rPr>
+                    <w:rFonts w:ascii="Cambria Math" w:eastAsiaTheme="minorEastAsia" w:hAnsi="Cambria Math"/>
+                  </w:rPr>
+                  <m:t>+</m:t>
+                </m:r>
+                <m:sSub>
+                  <m:sSubPr>
+                    <m:ctrlPr>
+                      <w:rPr>
+                        <w:rFonts w:ascii="Cambria Math" w:eastAsiaTheme="minorEastAsia" w:hAnsi="Cambria Math"/>
+                        <w:i/>
+                      </w:rPr>
+                    </m:ctrlPr>
+                  </m:sSubPr>
+                  <m:e>
+                    <m:r>
+                      <w:rPr>
+                        <w:rFonts w:ascii="Cambria Math" w:eastAsiaTheme="minorEastAsia" w:hAnsi="Cambria Math"/>
+                      </w:rPr>
+                      <m:t>S</m:t>
+                    </m:r>
+                  </m:e>
+                  <m:sub>
+                    <m:r>
+                      <w:rPr>
+                        <w:rFonts w:ascii="Cambria Math" w:eastAsiaTheme="minorEastAsia" w:hAnsi="Cambria Math"/>
+                      </w:rPr>
+                      <m:t>HT</m:t>
+                    </m:r>
+                  </m:sub>
+                </m:sSub>
+                <m:r>
+                  <w:rPr>
+                    <w:rFonts w:ascii="Cambria Math" w:eastAsiaTheme="minorEastAsia" w:hAnsi="Cambria Math"/>
+                    <w:lang w:val="ru-RU"/>
+                  </w:rPr>
+                  <m:t xml:space="preserve">,  </m:t>
+                </m:r>
+                <m:r>
+                  <m:rPr>
+                    <m:sty m:val="p"/>
+                  </m:rPr>
+                  <w:rPr>
+                    <w:rFonts w:ascii="Cambria Math" w:eastAsiaTheme="minorEastAsia" w:hAnsi="Cambria Math"/>
+                    <w:lang w:val="ru-RU"/>
+                  </w:rPr>
+                  <m:t>Γ</m:t>
+                </m:r>
+                <m:r>
+                  <w:rPr>
+                    <w:rFonts w:ascii="Cambria Math" w:eastAsiaTheme="minorEastAsia" w:hAnsi="Cambria Math"/>
+                    <w:lang w:val="ru-RU"/>
+                  </w:rPr>
+                  <m:t>=</m:t>
+                </m:r>
+                <m:func>
+                  <m:funcPr>
+                    <m:ctrlPr>
+                      <w:rPr>
+                        <w:rFonts w:ascii="Cambria Math" w:eastAsiaTheme="minorEastAsia" w:hAnsi="Cambria Math"/>
+                        <w:i/>
+                        <w:lang w:val="ru-RU"/>
+                      </w:rPr>
+                    </m:ctrlPr>
+                  </m:funcPr>
+                  <m:fName>
+                    <m:r>
+                      <m:rPr>
+                        <m:sty m:val="p"/>
+                      </m:rPr>
+                      <w:rPr>
+                        <w:rFonts w:ascii="Cambria Math" w:eastAsiaTheme="minorEastAsia" w:hAnsi="Cambria Math"/>
+                        <w:lang w:val="ru-RU"/>
+                      </w:rPr>
+                      <m:t>arctan</m:t>
+                    </m:r>
+                  </m:fName>
+                  <m:e>
+                    <m:d>
+                      <m:dPr>
+                        <m:ctrlPr>
+                          <w:rPr>
+                            <w:rFonts w:ascii="Cambria Math" w:eastAsiaTheme="minorEastAsia" w:hAnsi="Cambria Math"/>
+                            <w:i/>
+                            <w:lang w:val="ru-RU"/>
+                          </w:rPr>
+                        </m:ctrlPr>
+                      </m:dPr>
+                      <m:e>
+                        <m:f>
+                          <m:fPr>
+                            <m:ctrlPr>
+                              <w:rPr>
+                                <w:rFonts w:ascii="Cambria Math" w:eastAsiaTheme="minorEastAsia" w:hAnsi="Cambria Math"/>
+                                <w:i/>
+                                <w:lang w:val="ru-RU"/>
+                              </w:rPr>
+                            </m:ctrlPr>
+                          </m:fPr>
+                          <m:num>
+                            <m:sSub>
+                              <m:sSubPr>
+                                <m:ctrlPr>
+                                  <w:rPr>
+                                    <w:rFonts w:ascii="Cambria Math" w:eastAsiaTheme="minorEastAsia" w:hAnsi="Cambria Math"/>
+                                    <w:i/>
+                                    <w:lang w:val="ru-RU"/>
+                                  </w:rPr>
+                                </m:ctrlPr>
+                              </m:sSubPr>
+                              <m:e>
+                                <m:r>
+                                  <w:rPr>
+                                    <w:rFonts w:ascii="Cambria Math" w:eastAsiaTheme="minorEastAsia" w:hAnsi="Cambria Math"/>
+                                    <w:lang w:val="ru-RU"/>
+                                  </w:rPr>
+                                  <m:t>S</m:t>
+                                </m:r>
+                              </m:e>
+                              <m:sub>
+                                <m:r>
+                                  <w:rPr>
+                                    <w:rFonts w:ascii="Cambria Math" w:eastAsiaTheme="minorEastAsia" w:hAnsi="Cambria Math"/>
+                                    <w:lang w:val="ru-RU"/>
+                                  </w:rPr>
+                                  <m:t>VT</m:t>
+                                </m:r>
+                              </m:sub>
+                            </m:sSub>
+                          </m:num>
+                          <m:den>
+                            <m:sSub>
+                              <m:sSubPr>
+                                <m:ctrlPr>
+                                  <w:rPr>
+                                    <w:rFonts w:ascii="Cambria Math" w:eastAsiaTheme="minorEastAsia" w:hAnsi="Cambria Math"/>
+                                    <w:i/>
+                                    <w:lang w:val="ru-RU"/>
+                                  </w:rPr>
+                                </m:ctrlPr>
+                              </m:sSubPr>
+                              <m:e>
+                                <m:r>
+                                  <w:rPr>
+                                    <w:rFonts w:ascii="Cambria Math" w:eastAsiaTheme="minorEastAsia" w:hAnsi="Cambria Math"/>
+                                    <w:lang w:val="ru-RU"/>
+                                  </w:rPr>
+                                  <m:t>S</m:t>
+                                </m:r>
+                              </m:e>
+                              <m:sub>
+                                <m:r>
+                                  <w:rPr>
+                                    <w:rFonts w:ascii="Cambria Math" w:eastAsiaTheme="minorEastAsia" w:hAnsi="Cambria Math"/>
+                                    <w:lang w:val="ru-RU"/>
+                                  </w:rPr>
+                                  <m:t>HT</m:t>
+                                </m:r>
+                              </m:sub>
+                            </m:sSub>
+                          </m:den>
+                        </m:f>
+                      </m:e>
+                    </m:d>
+                  </m:e>
+                </m:func>
+              </m:oMath>
+            </m:oMathPara>
+          </w:p>
+        </w:tc>
+        <w:tc>
+          <w:tcPr>
+            <w:tcW w:w="250" w:type="pct"/>
+            <w:vAlign w:val="center"/>
+          </w:tcPr>
+          <w:p>
+            <w:pPr>
+              <w:ind w:firstLine="0"/>
+              <w:rPr>
+                <w:rFonts w:eastAsiaTheme="minorEastAsia"/>
+                <w:lang w:val="ru-RU"/>
+              </w:rPr>
+            </w:pPr>
+            <w:r>
+              <w:rPr>
+                <w:rFonts w:eastAsiaTheme="minorEastAsia"/>
+                <w:lang w:val="ru-RU"/>
+              </w:rPr>
+              <w:t>(3)</w:t>
+            </w:r>
+          </w:p>
+        </w:tc>
+      </w:tr>
+    </w:tbl>
+    <w:p>
+      <w:pPr>
+        <w:rPr>
+          <w:lang w:val="ru-RU"/>
+        </w:rPr>
+      </w:pPr>
+      <w:r>
+        <w:rPr>
+          <w:lang w:val="ru-RU"/>
+        </w:rPr>
+        <w:t xml:space="preserve">Таким образом, геометрические характеристики одной консоли </w:t>
+      </w:r>
+      <w:r>
+        <w:t>V</w:t>
+      </w:r>
+      <w:r>
+        <w:rPr>
+          <w:lang w:val="ru-RU"/>
+        </w:rPr>
+        <w:t>-</w:t>
+      </w:r>
+      <w:r>
+        <w:rPr>
+          <w:lang w:val="ru-RU"/>
+        </w:rPr>
+        <w:t xml:space="preserve">образного оперения представлены в таблице </w:t>
+      </w:r>
+      <w:r>
+        <w:rPr>
+          <w:lang w:val="ru-RU"/>
+        </w:rPr>
+        <w:t xml:space="preserve">2 </w:t>
+      </w:r>
+      <w:r>
+        <w:rPr>
+          <w:lang w:val="ru-RU"/>
+        </w:rPr>
+        <w:t>ниже</w:t>
+      </w:r>
+    </w:p>
+    <w:tbl>
+      <w:tblPr>
+        <w:tblStyle w:val="af1"/>
+        <w:tblW w:w="5000" w:type="pct"/>
+        <w:jc w:val="center"/>
+        <w:tblLook w:val="04A0" w:firstRow="1" w:lastRow="0" w:firstColumn="1" w:lastColumn="0" w:noHBand="0" w:noVBand="1"/>
+      </w:tblPr>
+      <w:tblGrid>
+        <w:gridCol w:w="1089"/>
+        <w:gridCol w:w="1559"/>
+        <w:gridCol w:w="1559"/>
+        <w:gridCol w:w="1559"/>
+        <w:gridCol w:w="1559"/>
+        <w:gridCol w:w="1290"/>
+        <w:gridCol w:w="1290"/>
+      </w:tblGrid>
+      <w:tr>
+        <w:trPr>
+          <w:jc w:val="center"/>
+        </w:trPr>
+        <w:tc>
+          <w:tcPr>
+            <w:tcW w:w="550" w:type="pct"/>
+            <w:shd w:val="clear" w:color="auto" w:fill="auto"/>
+            <w:vAlign w:val="center"/>
+          </w:tcPr>
+          <w:p>
+            <w:pPr>
+              <w:ind w:firstLine="0"/>
+              <w:jc w:val="center"/>
+            </w:pPr>
+            <m:oMathPara>
+              <m:oMath>
+                <m:r>
+                  <w:rPr>
+                    <w:rFonts w:ascii="Cambria Math" w:hAnsi="Cambria Math"/>
+                    <w:lang w:val="ru-RU"/>
+                  </w:rPr>
+                  <m:t>A</m:t>
+                </m:r>
+                <m:sSub>
+                  <m:sSubPr>
+                    <m:ctrlPr>
+                      <w:rPr>
+                        <w:rFonts w:ascii="Cambria Math" w:eastAsiaTheme="minorEastAsia" w:hAnsi="Cambria Math"/>
+                        <w:i/>
+                        <w:lang w:val="ru-RU"/>
+                      </w:rPr>
+                    </m:ctrlPr>
+                  </m:sSubPr>
+                  <m:e>
+                    <m:r>
+                      <w:rPr>
+                        <w:rFonts w:ascii="Cambria Math" w:hAnsi="Cambria Math"/>
+                        <w:lang w:val="ru-RU"/>
+                      </w:rPr>
+                      <m:t>R</m:t>
+                    </m:r>
+                    <m:ctrlPr>
+                      <w:rPr>
+                        <w:rFonts w:ascii="Cambria Math" w:hAnsi="Cambria Math"/>
+                        <w:i/>
+                        <w:lang w:val="ru-RU"/>
+                      </w:rPr>
+                    </m:ctrlPr>
+                  </m:e>
+                  <m:sub>
+                    <m:r>
+                      <w:rPr>
+                        <w:rFonts w:ascii="Cambria Math" w:eastAsiaTheme="minorEastAsia" w:hAnsi="Cambria Math"/>
+                        <w:lang w:val="ru-RU"/>
+                      </w:rPr>
+                      <m:t>T</m:t>
+                    </m:r>
+                  </m:sub>
+                </m:sSub>
+              </m:oMath>
+            </m:oMathPara>
+          </w:p>
+        </w:tc>
+        <w:tc>
+          <w:tcPr>
+            <w:tcW w:w="787" w:type="pct"/>
+            <w:shd w:val="clear" w:color="auto" w:fill="auto"/>
+            <w:vAlign w:val="center"/>
+          </w:tcPr>
+          <w:p>
+            <w:pPr>
+              <w:ind w:firstLine="0"/>
+              <w:jc w:val="center"/>
+              <w:rPr>
+                <w:i/>
+              </w:rPr>
+            </w:pPr>
+            <m:oMathPara>
+              <m:oMath>
+                <m:sSub>
+                  <m:sSubPr>
+                    <m:ctrlPr>
+                      <w:rPr>
+                        <w:rFonts w:ascii="Cambria Math" w:hAnsi="Cambria Math"/>
+                        <w:i/>
+                      </w:rPr>
+                    </m:ctrlPr>
+                  </m:sSubPr>
+                  <m:e>
+                    <m:r>
+                      <w:rPr>
+                        <w:rFonts w:ascii="Cambria Math" w:hAnsi="Cambria Math"/>
+                      </w:rPr>
+                      <m:t>λ</m:t>
+                    </m:r>
+                  </m:e>
+                  <m:sub>
+                    <m:r>
+                      <w:rPr>
+                        <w:rFonts w:ascii="Cambria Math" w:hAnsi="Cambria Math"/>
+                      </w:rPr>
+                      <m:t>T</m:t>
+                    </m:r>
+                  </m:sub>
+                </m:sSub>
+              </m:oMath>
+            </m:oMathPara>
+          </w:p>
+        </w:tc>
+        <w:tc>
+          <w:tcPr>
+            <w:tcW w:w="787" w:type="pct"/>
+            <w:shd w:val="clear" w:color="auto" w:fill="auto"/>
+            <w:vAlign w:val="center"/>
+          </w:tcPr>
+          <w:p>
+            <w:pPr>
+              <w:ind w:firstLine="0"/>
+              <w:jc w:val="center"/>
+              <w:rPr>
+                <w:i/>
+                <w:lang w:val="ru-RU"/>
+              </w:rPr>
+            </w:pPr>
+            <m:oMathPara>
+              <m:oMath>
+                <m:sSub>
+                  <m:sSubPr>
+                    <m:ctrlPr>
+                      <w:rPr>
+                        <w:rFonts w:ascii="Cambria Math" w:hAnsi="Cambria Math"/>
+                        <w:i/>
+                        <w:lang w:val="ru-RU"/>
+                      </w:rPr>
+                    </m:ctrlPr>
+                  </m:sSubPr>
+                  <m:e>
+                    <m:r>
+                      <w:rPr>
+                        <w:rFonts w:ascii="Cambria Math" w:hAnsi="Cambria Math"/>
+                        <w:lang w:val="ru-RU"/>
+                      </w:rPr>
+                      <m:t>b</m:t>
+                    </m:r>
+                  </m:e>
+                  <m:sub>
+                    <m:r>
+                      <w:rPr>
+                        <w:rFonts w:ascii="Cambria Math" w:hAnsi="Cambria Math"/>
+                        <w:lang w:val="ru-RU"/>
+                      </w:rPr>
+                      <m:t>T</m:t>
+                    </m:r>
+                  </m:sub>
+                </m:sSub>
+                <m:r>
+                  <w:rPr>
+                    <w:rFonts w:ascii="Cambria Math" w:hAnsi="Cambria Math"/>
+                    <w:lang w:val="ru-RU"/>
+                  </w:rPr>
+                  <m:t>, м</m:t>
+                </m:r>
+              </m:oMath>
+            </m:oMathPara>
+          </w:p>
+        </w:tc>
+        <w:tc>
+          <w:tcPr>
+            <w:tcW w:w="787" w:type="pct"/>
+            <w:shd w:val="clear" w:color="auto" w:fill="auto"/>
+            <w:vAlign w:val="center"/>
+          </w:tcPr>
+          <w:p>
+            <w:pPr>
+              <w:ind w:firstLine="0"/>
+              <w:jc w:val="center"/>
+              <w:rPr>
+                <w:i/>
+                <w:lang w:val="ru-RU"/>
+              </w:rPr>
+            </w:pPr>
+            <m:oMathPara>
+              <m:oMath>
+                <m:sSub>
+                  <m:sSubPr>
+                    <m:ctrlPr>
+                      <w:rPr>
+                        <w:rFonts w:ascii="Cambria Math" w:hAnsi="Cambria Math"/>
+                        <w:i/>
+                      </w:rPr>
+                    </m:ctrlPr>
+                  </m:sSubPr>
+                  <m:e>
+                    <m:r>
+                      <w:rPr>
+                        <w:rFonts w:ascii="Cambria Math" w:hAnsi="Cambria Math"/>
+                      </w:rPr>
+                      <m:t>c</m:t>
+                    </m:r>
+                  </m:e>
+                  <m:sub>
+                    <m:r>
+                      <w:rPr>
+                        <w:rFonts w:ascii="Cambria Math" w:hAnsi="Cambria Math"/>
+                      </w:rPr>
+                      <m:t>T</m:t>
+                    </m:r>
+                  </m:sub>
+                </m:sSub>
+                <m:r>
+                  <w:rPr>
+                    <w:rFonts w:ascii="Cambria Math" w:hAnsi="Cambria Math"/>
+                  </w:rPr>
+                  <m:t xml:space="preserve">, </m:t>
+                </m:r>
+                <m:r>
+                  <w:rPr>
+                    <w:rFonts w:ascii="Cambria Math" w:hAnsi="Cambria Math"/>
+                    <w:lang w:val="ru-RU"/>
+                  </w:rPr>
+                  <m:t>м</m:t>
+                </m:r>
+              </m:oMath>
+            </m:oMathPara>
+          </w:p>
+        </w:tc>
+        <w:tc>
+          <w:tcPr>
+            <w:tcW w:w="787" w:type="pct"/>
+            <w:shd w:val="clear" w:color="auto" w:fill="auto"/>
+            <w:vAlign w:val="center"/>
+          </w:tcPr>
+          <w:p>
+            <w:pPr>
+              <w:ind w:firstLine="0"/>
+              <w:jc w:val="center"/>
+              <w:rPr>
+                <w:rFonts w:eastAsia="SimSun" w:cs="Times New Roman"/>
+                <w:i/>
+                <w:lang w:val="ru-RU"/>
+              </w:rPr>
+            </w:pPr>
+            <m:oMathPara>
+              <m:oMath>
+                <m:sSub>
+                  <m:sSubPr>
+                    <m:ctrlPr>
+                      <w:rPr>
+                        <w:rFonts w:ascii="Cambria Math" w:eastAsia="SimSun" w:hAnsi="Cambria Math" w:cs="Times New Roman"/>
+                        <w:i/>
+                      </w:rPr>
+                    </m:ctrlPr>
+                  </m:sSubPr>
+                  <m:e>
+                    <m:r>
+                      <w:rPr>
+                        <w:rFonts w:ascii="Cambria Math" w:eastAsia="SimSun" w:hAnsi="Cambria Math" w:cs="Times New Roman"/>
+                      </w:rPr>
+                      <m:t>S</m:t>
+                    </m:r>
+                  </m:e>
+                  <m:sub>
+                    <m:r>
+                      <w:rPr>
+                        <w:rFonts w:ascii="Cambria Math" w:eastAsia="SimSun" w:hAnsi="Cambria Math" w:cs="Times New Roman"/>
+                      </w:rPr>
+                      <m:t>T</m:t>
+                    </m:r>
+                  </m:sub>
+                </m:sSub>
+                <m:r>
+                  <w:rPr>
+                    <w:rFonts w:ascii="Cambria Math" w:eastAsia="SimSun" w:hAnsi="Cambria Math" w:cs="Times New Roman"/>
+                  </w:rPr>
+                  <m:t xml:space="preserve">, </m:t>
+                </m:r>
+                <m:sSup>
+                  <m:sSupPr>
+                    <m:ctrlPr>
+                      <w:rPr>
+                        <w:rFonts w:ascii="Cambria Math" w:eastAsia="SimSun" w:hAnsi="Cambria Math" w:cs="Times New Roman"/>
+                        <w:i/>
+                      </w:rPr>
+                    </m:ctrlPr>
+                  </m:sSupPr>
+                  <m:e>
+                    <m:r>
+                      <w:rPr>
+                        <w:rFonts w:ascii="Cambria Math" w:eastAsia="SimSun" w:hAnsi="Cambria Math" w:cs="Times New Roman"/>
+                        <w:lang w:val="ru-RU"/>
+                      </w:rPr>
+                      <m:t>м</m:t>
+                    </m:r>
+                  </m:e>
+                  <m:sup>
+                    <m:r>
+                      <w:rPr>
+                        <w:rFonts w:ascii="Cambria Math" w:eastAsia="SimSun" w:hAnsi="Cambria Math" w:cs="Times New Roman"/>
+                      </w:rPr>
+                      <m:t>2</m:t>
+                    </m:r>
+                  </m:sup>
+                </m:sSup>
+              </m:oMath>
+            </m:oMathPara>
+          </w:p>
+        </w:tc>
+        <w:tc>
+          <w:tcPr>
+            <w:tcW w:w="651" w:type="pct"/>
+          </w:tcPr>
+          <w:p>
+            <w:pPr>
+              <w:ind w:firstLine="0"/>
+              <w:jc w:val="center"/>
+              <w:rPr>
+                <w:rFonts w:eastAsia="Calibri" w:cs="Times New Roman"/>
+              </w:rPr>
+            </w:pPr>
+            <m:oMathPara>
+              <m:oMath>
+                <m:r>
+                  <m:rPr>
+                    <m:sty m:val="p"/>
+                  </m:rPr>
+                  <w:rPr>
+                    <w:rFonts w:ascii="Cambria Math" w:eastAsia="Calibri" w:hAnsi="Cambria Math" w:cs="Times New Roman"/>
+                  </w:rPr>
+                  <m:t>Γ</m:t>
+                </m:r>
+                <m:r>
+                  <w:rPr>
+                    <w:rFonts w:ascii="Cambria Math" w:eastAsia="Calibri" w:hAnsi="Cambria Math" w:cs="Times New Roman"/>
+                  </w:rPr>
+                  <m:t>,°</m:t>
+                </m:r>
+              </m:oMath>
+            </m:oMathPara>
+          </w:p>
+        </w:tc>
+        <w:tc>
+          <w:tcPr>
+            <w:tcW w:w="651" w:type="pct"/>
+            <w:shd w:val="clear" w:color="auto" w:fill="auto"/>
+            <w:vAlign w:val="center"/>
+          </w:tcPr>
+          <w:p>
+            <w:pPr>
+              <w:ind w:firstLine="0"/>
+              <w:jc w:val="center"/>
+              <w:rPr>
+                <w:rFonts w:eastAsia="SimSun" w:cs="Times New Roman"/>
+                <w:i/>
+              </w:rPr>
+            </w:pPr>
+            <m:oMathPara>
+              <m:oMath>
+                <m:sSub>
+                  <m:sSubPr>
+                    <m:ctrlPr>
+                      <w:rPr>
+                        <w:rFonts w:ascii="Cambria Math" w:eastAsia="Calibri" w:hAnsi="Cambria Math" w:cs="Times New Roman"/>
+                        <w:i/>
+                      </w:rPr>
+                    </m:ctrlPr>
+                  </m:sSubPr>
+                  <m:e>
+                    <m:r>
+                      <w:rPr>
+                        <w:rFonts w:ascii="Cambria Math" w:eastAsia="Calibri" w:hAnsi="Cambria Math" w:cs="Times New Roman"/>
+                      </w:rPr>
+                      <m:t>i</m:t>
+                    </m:r>
+                  </m:e>
+                  <m:sub>
+                    <m:r>
+                      <w:rPr>
+                        <w:rFonts w:ascii="Cambria Math" w:eastAsia="Calibri" w:hAnsi="Cambria Math" w:cs="Times New Roman"/>
+                      </w:rPr>
+                      <m:t>T</m:t>
+                    </m:r>
+                  </m:sub>
+                </m:sSub>
+                <m:r>
+                  <w:rPr>
+                    <w:rFonts w:ascii="Cambria Math" w:eastAsia="Calibri" w:hAnsi="Cambria Math" w:cs="Times New Roman"/>
+                  </w:rPr>
+                  <m:t>, °</m:t>
+                </m:r>
+              </m:oMath>
+            </m:oMathPara>
+          </w:p>
+        </w:tc>
+      </w:tr>
+      <w:tr>
+        <w:trPr>
+          <w:jc w:val="center"/>
+        </w:trPr>
+        <w:tc>
+          <w:tcPr>
+            <w:tcW w:w="550" w:type="pct"/>
+            <w:vAlign w:val="center"/>
+          </w:tcPr>
+          <w:p>
+            <w:pPr>
+              <w:ind w:firstLine="0"/>
+              <w:jc w:val="center"/>
+            </w:pPr>
+            <w:r>
+              <w:t>2</w:t>
+            </w:r>
+          </w:p>
+        </w:tc>
+        <w:tc>
+          <w:tcPr>
+            <w:tcW w:w="787" w:type="pct"/>
+            <w:vAlign w:val="center"/>
+          </w:tcPr>
+          <w:p>
+            <w:pPr>
+              <w:ind w:firstLine="0"/>
+              <w:jc w:val="center"/>
+              <w:rPr>
+                <w:lang w:val="ru-RU"/>
+              </w:rPr>
+            </w:pPr>
+            <w:r>
+              <w:t>0,6</w:t>
+            </w:r>
+            <w:r>
+              <w:rPr>
+                <w:lang w:val="ru-RU"/>
+              </w:rPr>
+              <w:t>0</w:t>
+            </w:r>
+          </w:p>
+        </w:tc>
+        <w:tc>
+          <w:tcPr>
+            <w:tcW w:w="787" w:type="pct"/>
+            <w:vAlign w:val="center"/>
+          </w:tcPr>
+          <w:p>
+            <w:pPr>
+              <w:ind w:firstLine="0"/>
+              <w:jc w:val="center"/>
+            </w:pPr>
+            <w:r>
+              <w:t>0,29</w:t>
+            </w:r>
+          </w:p>
+        </w:tc>
+        <w:tc>
+          <w:tcPr>
+            <w:tcW w:w="787" w:type="pct"/>
+            <w:vAlign w:val="center"/>
+          </w:tcPr>
+          <w:p>
+            <w:pPr>
+              <w:ind w:firstLine="0"/>
+              <w:jc w:val="center"/>
+            </w:pPr>
+            <w:r>
+              <w:t>0,15</w:t>
+            </w:r>
+          </w:p>
+        </w:tc>
+        <w:tc>
+          <w:tcPr>
+            <w:tcW w:w="787" w:type="pct"/>
+            <w:vAlign w:val="center"/>
+          </w:tcPr>
+          <w:p>
+            <w:pPr>
+              <w:keepNext/>
+              <w:ind w:firstLine="0"/>
+              <w:jc w:val="center"/>
+              <w:rPr>
+                <w:lang w:val="ru-RU"/>
+              </w:rPr>
+            </w:pPr>
+            <w:r>
+              <w:t>0,</w:t>
+            </w:r>
+            <w:r>
+              <w:t>08</w:t>
+            </w:r>
+            <w:r>
+              <w:rPr>
+                <w:lang w:val="ru-RU"/>
+              </w:rPr>
+              <w:t>5</w:t>
+            </w:r>
+          </w:p>
+        </w:tc>
+        <w:tc>
+          <w:tcPr>
+            <w:tcW w:w="651" w:type="pct"/>
+          </w:tcPr>
+          <w:p>
+            <w:pPr>
+              <w:keepNext/>
+              <w:ind w:firstLine="0"/>
+              <w:jc w:val="center"/>
+            </w:pPr>
+            <w:r>
+              <w:t>28</w:t>
+            </w:r>
+          </w:p>
+        </w:tc>
+        <w:tc>
+          <w:tcPr>
+            <w:tcW w:w="651" w:type="pct"/>
+            <w:vAlign w:val="center"/>
+          </w:tcPr>
+          <w:p>
+            <w:pPr>
+              <w:keepNext/>
+              <w:ind w:firstLine="0"/>
+              <w:jc w:val="center"/>
+            </w:pPr>
+            <w:r>
+              <w:t>0,5</w:t>
+            </w:r>
+          </w:p>
+        </w:tc>
+      </w:tr>
+    </w:tbl>
+    <w:p>
+      <w:pPr>
+        <w:pStyle w:val="a8"/>
+      </w:pPr>
+      <w:r>
+        <w:t xml:space="preserve">Таблица </w:t>
+      </w:r>
+      <w:r>
+        <w:fldChar w:fldCharType="begin"/>
+      </w:r>
+      <w:r>
+        <w:instrText xml:space="preserve"> SEQ Таблица \* ARABIC </w:instrText>
+      </w:r>
+      <w:r>
+        <w:fldChar w:fldCharType="separate"/>
+      </w:r>
+      <w:r>
+        <w:rPr>
+          <w:noProof/>
+        </w:rPr>
+        <w:t>2</w:t>
+      </w:r>
+      <w:r>
+        <w:fldChar w:fldCharType="end"/>
+      </w:r>
+      <w:r>
+        <w:t xml:space="preserve"> – Геометрические характеристики хвостового оперения (одной консоли)</w:t>
+      </w:r>
+    </w:p>
+    <w:p>
+      <w:pPr>
+        <w:rPr>
+          <w:rFonts w:eastAsiaTheme="minorEastAsia"/>
+          <w:lang w:val="ru-RU"/>
+        </w:rPr>
+      </w:pPr>
+      <w:r>
+        <w:rPr>
+          <w:lang w:val="ru-RU"/>
+        </w:rPr>
+        <w:lastRenderedPageBreak/>
+        <w:t xml:space="preserve">Угол установки хвостового оперения </w:t>
+      </w:r>
+      <m:oMath>
+        <m:sSub>
+          <m:sSubPr>
+            <m:ctrlPr>
+              <w:rPr>
+                <w:rFonts w:ascii="Cambria Math" w:hAnsi="Cambria Math"/>
+                <w:i/>
+                <w:lang w:val="ru-RU"/>
+              </w:rPr>
+            </m:ctrlPr>
+          </m:sSubPr>
+          <m:e>
+            <m:r>
+              <w:rPr>
+                <w:rFonts w:ascii="Cambria Math" w:hAnsi="Cambria Math"/>
+                <w:lang w:val="ru-RU"/>
+              </w:rPr>
+              <m:t>i</m:t>
+            </m:r>
+          </m:e>
+          <m:sub>
+            <m:r>
+              <w:rPr>
+                <w:rFonts w:ascii="Cambria Math" w:hAnsi="Cambria Math"/>
+                <w:lang w:val="ru-RU"/>
+              </w:rPr>
+              <m:t>T</m:t>
+            </m:r>
+          </m:sub>
+        </m:sSub>
+      </m:oMath>
+      <w:r>
+        <w:rPr>
+          <w:rFonts w:eastAsiaTheme="minorEastAsia"/>
+          <w:lang w:val="ru-RU"/>
+        </w:rPr>
+        <w:t xml:space="preserve"> </w:t>
+      </w:r>
+      <w:r>
+        <w:rPr>
+          <w:rFonts w:eastAsiaTheme="minorEastAsia"/>
+          <w:lang w:val="ru-RU"/>
+        </w:rPr>
+        <w:t>был определен из требований продольной устойчивости, что будет показано в разделе продольная устойчивость</w:t>
+      </w:r>
+      <w:r>
+        <w:rPr>
+          <w:rFonts w:eastAsiaTheme="minorEastAsia"/>
+          <w:lang w:val="ru-RU"/>
+        </w:rPr>
+        <w:t>.</w:t>
+      </w:r>
+    </w:p>
+    <w:p>
+      <w:pPr>
+        <w:pStyle w:val="11"/>
+      </w:pPr>
+      <w:r>
+        <w:t>Управляющие поверхности</w:t>
+      </w:r>
+    </w:p>
+    <w:p>
+      <w:r>
+        <w:t xml:space="preserve">Размер управляющих поверхностей и доля размаха хвостового оперения и крыла, занимаемого ими, указаны в </w:t>
+      </w:r>
+      <w:r>
+        <w:t>таблице 3.</w:t>
+      </w:r>
+    </w:p>
+    <w:tbl>
+      <w:tblPr>
+        <w:tblStyle w:val="af1"/>
+        <w:tblW w:w="0" w:type="auto"/>
+        <w:tblLook w:val="04A0" w:firstRow="1" w:lastRow="0" w:firstColumn="1" w:lastColumn="0" w:noHBand="0" w:noVBand="1"/>
+      </w:tblPr>
+      <w:tblGrid>
+        <w:gridCol w:w="3301"/>
+        <w:gridCol w:w="3302"/>
+        <w:gridCol w:w="3302"/>
+      </w:tblGrid>
+      <w:tr>
+        <w:tc>
+          <w:tcPr>
+            <w:tcW w:w="3301" w:type="dxa"/>
+            <w:tcBorders>
+              <w:top w:val="nil"/>
+              <w:left w:val="nil"/>
+            </w:tcBorders>
+            <w:shd w:val="clear" w:color="auto" w:fill="auto"/>
+            <w:vAlign w:val="center"/>
+          </w:tcPr>
+          <w:p>
+            <w:pPr>
+              <w:ind w:firstLine="0"/>
+              <w:jc w:val="center"/>
+              <w:rPr>
+                <w:lang w:val="ru-RU"/>
+              </w:rPr>
+            </w:pPr>
+          </w:p>
+        </w:tc>
+        <w:tc>
+          <w:tcPr>
+            <w:tcW w:w="3302" w:type="dxa"/>
+            <w:shd w:val="clear" w:color="auto" w:fill="auto"/>
+            <w:vAlign w:val="center"/>
+          </w:tcPr>
+          <w:p>
+            <w:pPr>
+              <w:ind w:firstLine="0"/>
+              <w:jc w:val="center"/>
+              <w:rPr>
+                <w:lang w:val="ru-RU"/>
+              </w:rPr>
+            </w:pPr>
+            <w:r>
+              <w:rPr>
+                <w:lang w:val="ru-RU"/>
+              </w:rPr>
+              <w:t>Элероны</w:t>
+            </w:r>
+            <w:r>
+              <w:t>/</w:t>
+            </w:r>
+            <w:r>
+              <w:rPr>
+                <w:lang w:val="ru-RU"/>
+              </w:rPr>
+              <w:t>Закрылки</w:t>
+            </w:r>
+          </w:p>
+        </w:tc>
+        <w:tc>
+          <w:tcPr>
+            <w:tcW w:w="3302" w:type="dxa"/>
+            <w:shd w:val="clear" w:color="auto" w:fill="auto"/>
+            <w:vAlign w:val="center"/>
+          </w:tcPr>
+          <w:p>
+            <w:pPr>
+              <w:ind w:firstLine="0"/>
+              <w:jc w:val="center"/>
+              <w:rPr>
+                <w:lang w:val="ru-RU"/>
+              </w:rPr>
+            </w:pPr>
+            <w:r>
+              <w:rPr>
+                <w:lang w:val="ru-RU"/>
+              </w:rPr>
+              <w:t>Руль высоты</w:t>
+            </w:r>
+          </w:p>
+        </w:tc>
+      </w:tr>
+      <w:tr>
+        <w:tc>
+          <w:tcPr>
+            <w:tcW w:w="3301" w:type="dxa"/>
+            <w:shd w:val="clear" w:color="auto" w:fill="auto"/>
+            <w:vAlign w:val="center"/>
+          </w:tcPr>
+          <w:p>
+            <w:pPr>
+              <w:ind w:firstLine="0"/>
+              <w:jc w:val="center"/>
+              <w:rPr>
+                <w:lang w:val="ru-RU"/>
+              </w:rPr>
+            </w:pPr>
+            <w:r>
+              <w:rPr>
+                <w:lang w:val="ru-RU"/>
+              </w:rPr>
+              <w:t>Доля хорды (</w:t>
+            </w:r>
+            <m:oMath>
+              <m:sSub>
+                <m:sSubPr>
+                  <m:ctrlPr>
+                    <w:rPr>
+                      <w:rFonts w:ascii="Cambria Math" w:hAnsi="Cambria Math"/>
+                      <w:i/>
+                      <w:lang w:val="ru-RU"/>
+                    </w:rPr>
+                  </m:ctrlPr>
+                </m:sSubPr>
+                <m:e>
+                  <m:r>
+                    <w:rPr>
+                      <w:rFonts w:ascii="Cambria Math" w:hAnsi="Cambria Math"/>
+                      <w:lang w:val="ru-RU"/>
+                    </w:rPr>
+                    <m:t>c</m:t>
+                  </m:r>
+                </m:e>
+                <m:sub>
+                  <m:r>
+                    <w:rPr>
+                      <w:rFonts w:ascii="Cambria Math" w:hAnsi="Cambria Math"/>
+                    </w:rPr>
+                    <m:t>f</m:t>
+                  </m:r>
+                </m:sub>
+              </m:sSub>
+              <m:r>
+                <w:rPr>
+                  <w:rFonts w:ascii="Cambria Math" w:hAnsi="Cambria Math"/>
+                  <w:lang w:val="ru-RU"/>
+                </w:rPr>
+                <m:t>/</m:t>
+              </m:r>
+              <m:r>
+                <w:rPr>
+                  <w:rFonts w:ascii="Cambria Math" w:hAnsi="Cambria Math"/>
+                </w:rPr>
+                <m:t>c</m:t>
+              </m:r>
+            </m:oMath>
+            <w:r>
+              <w:rPr>
+                <w:lang w:val="ru-RU"/>
+              </w:rPr>
+              <w:t>)</w:t>
+            </w:r>
+          </w:p>
+        </w:tc>
+        <w:tc>
+          <w:tcPr>
+            <w:tcW w:w="3302" w:type="dxa"/>
+            <w:shd w:val="clear" w:color="auto" w:fill="auto"/>
+            <w:vAlign w:val="center"/>
+          </w:tcPr>
+          <w:p>
+            <w:pPr>
+              <w:ind w:firstLine="0"/>
+              <w:jc w:val="center"/>
+              <w:rPr>
+                <w:lang w:val="ru-RU"/>
+              </w:rPr>
+            </w:pPr>
+            <w:r>
+              <w:rPr>
+                <w:lang w:val="ru-RU"/>
+              </w:rPr>
+              <w:t>0</w:t>
+            </w:r>
+            <w:r>
+              <w:t>,</w:t>
+            </w:r>
+            <w:r>
+              <w:rPr>
+                <w:lang w:val="ru-RU"/>
+              </w:rPr>
+              <w:t>3</w:t>
+            </w:r>
+          </w:p>
+        </w:tc>
+        <w:tc>
+          <w:tcPr>
+            <w:tcW w:w="3302" w:type="dxa"/>
+            <w:shd w:val="clear" w:color="auto" w:fill="auto"/>
+            <w:vAlign w:val="center"/>
+          </w:tcPr>
+          <w:p>
+            <w:pPr>
+              <w:ind w:firstLine="0"/>
+              <w:jc w:val="center"/>
+            </w:pPr>
+            <w:r>
+              <w:t>0,</w:t>
+            </w:r>
+            <w:r>
+              <w:t>3</w:t>
+            </w:r>
+          </w:p>
+        </w:tc>
+      </w:tr>
+      <w:tr>
+        <w:tc>
+          <w:tcPr>
+            <w:tcW w:w="3301" w:type="dxa"/>
+            <w:shd w:val="clear" w:color="auto" w:fill="auto"/>
+            <w:vAlign w:val="center"/>
+          </w:tcPr>
+          <w:p>
+            <w:pPr>
+              <w:ind w:firstLine="0"/>
+              <w:jc w:val="center"/>
+              <w:rPr>
+                <w:lang w:val="ru-RU"/>
+              </w:rPr>
+            </w:pPr>
+            <w:r>
+              <w:rPr>
+                <w:lang w:val="ru-RU"/>
+              </w:rPr>
+              <w:t>Доля размаха (</w:t>
+            </w:r>
+            <m:oMath>
+              <m:sSub>
+                <m:sSubPr>
+                  <m:ctrlPr>
+                    <w:rPr>
+                      <w:rFonts w:ascii="Cambria Math" w:hAnsi="Cambria Math"/>
+                      <w:i/>
+                    </w:rPr>
+                  </m:ctrlPr>
+                </m:sSubPr>
+                <m:e>
+                  <m:r>
+                    <w:rPr>
+                      <w:rFonts w:ascii="Cambria Math" w:hAnsi="Cambria Math"/>
+                    </w:rPr>
+                    <m:t>b</m:t>
+                  </m:r>
+                </m:e>
+                <m:sub>
+                  <m:r>
+                    <w:rPr>
+                      <w:rFonts w:ascii="Cambria Math" w:hAnsi="Cambria Math"/>
+                    </w:rPr>
+                    <m:t>f</m:t>
+                  </m:r>
+                </m:sub>
+              </m:sSub>
+              <m:r>
+                <w:rPr>
+                  <w:rFonts w:ascii="Cambria Math" w:hAnsi="Cambria Math"/>
+                  <w:lang w:val="ru-RU"/>
+                </w:rPr>
+                <m:t>/</m:t>
+              </m:r>
+              <m:r>
+                <w:rPr>
+                  <w:rFonts w:ascii="Cambria Math" w:hAnsi="Cambria Math"/>
+                </w:rPr>
+                <m:t>b</m:t>
+              </m:r>
+            </m:oMath>
+            <w:r>
+              <w:rPr>
+                <w:lang w:val="ru-RU"/>
+              </w:rPr>
+              <w:t>)</w:t>
+            </w:r>
+          </w:p>
+        </w:tc>
+        <w:tc>
+          <w:tcPr>
+            <w:tcW w:w="3302" w:type="dxa"/>
+            <w:shd w:val="clear" w:color="auto" w:fill="auto"/>
+            <w:vAlign w:val="center"/>
+          </w:tcPr>
+          <w:p>
+            <w:pPr>
+              <w:ind w:firstLine="0"/>
+              <w:jc w:val="center"/>
+            </w:pPr>
+            <w:r>
+              <w:t>0,</w:t>
+            </w:r>
+            <w:r>
+              <w:t>5</w:t>
+            </w:r>
+          </w:p>
+        </w:tc>
+        <w:tc>
+          <w:tcPr>
+            <w:tcW w:w="3302" w:type="dxa"/>
+            <w:shd w:val="clear" w:color="auto" w:fill="auto"/>
+            <w:vAlign w:val="center"/>
+          </w:tcPr>
+          <w:p>
+            <w:pPr>
+              <w:keepNext/>
+              <w:ind w:firstLine="0"/>
+              <w:jc w:val="center"/>
+            </w:pPr>
+            <w:r>
+              <w:t>0,9</w:t>
+            </w:r>
+          </w:p>
+        </w:tc>
+      </w:tr>
+    </w:tbl>
+    <w:p>
+      <w:pPr>
+        <w:pStyle w:val="a8"/>
+      </w:pPr>
+      <w:r>
+        <w:t xml:space="preserve">Таблица </w:t>
+      </w:r>
+      <w:r>
+        <w:fldChar w:fldCharType="begin"/>
+      </w:r>
+      <w:r>
+        <w:instrText xml:space="preserve"> SEQ Таблица \* ARABIC </w:instrText>
+      </w:r>
+      <w:r>
+        <w:fldChar w:fldCharType="separate"/>
+      </w:r>
+      <w:r>
+        <w:rPr>
+          <w:noProof/>
+        </w:rPr>
+        <w:t>3</w:t>
+      </w:r>
+      <w:r>
+        <w:fldChar w:fldCharType="end"/>
+      </w:r>
+      <w:r>
+        <w:rPr>
+          <w:lang w:val="en-US"/>
+        </w:rPr>
+        <w:t xml:space="preserve"> – </w:t>
+      </w:r>
+      <w:r>
+        <w:t>Геометрические характеристики управляющих поверхностей</w:t>
+      </w:r>
+      <w:r>
+        <w:t>т имас</w:t>
+      </w:r>
       <w:bookmarkStart w:id="0" w:name="_GoBack"/>
       <w:bookmarkEnd w:id="0"/>
     </w:p>
     <w:p>
       <w:pPr>
-        <w:pStyle w:val="11"/>
+        <w:rPr>
+          <w:i/>
+          <w:lang w:val="ru-RU"/>
+        </w:rPr>
       </w:pPr>
       <w:r>
-        <w:t>Аэродинамические профили</w:t>
+        <w:rPr>
+          <w:lang w:val="ru-RU"/>
+        </w:rPr>
+        <w:t xml:space="preserve">Выбор такой геометрии обусловлен тем, что предельная эффективность управляющих поверхностей (максимальный прирост </w:t>
+      </w:r>
+      <m:oMath>
+        <m:r>
+          <m:rPr>
+            <m:sty m:val="p"/>
+          </m:rPr>
+          <w:rPr>
+            <w:rFonts w:ascii="Cambria Math" w:hAnsi="Cambria Math"/>
+          </w:rPr>
+          <m:t>Δ</m:t>
+        </m:r>
+        <m:sSub>
+          <m:sSubPr>
+            <m:ctrlPr>
+              <w:rPr>
+                <w:rFonts w:ascii="Cambria Math" w:hAnsi="Cambria Math"/>
+                <w:i/>
+              </w:rPr>
+            </m:ctrlPr>
+          </m:sSubPr>
+          <m:e>
+            <m:r>
+              <w:rPr>
+                <w:rFonts w:ascii="Cambria Math" w:hAnsi="Cambria Math"/>
+              </w:rPr>
+              <m:t>C</m:t>
+            </m:r>
+          </m:e>
+          <m:sub>
+            <m:r>
+              <w:rPr>
+                <w:rFonts w:ascii="Cambria Math" w:hAnsi="Cambria Math"/>
+              </w:rPr>
+              <m:t>L</m:t>
+            </m:r>
+          </m:sub>
+        </m:sSub>
+      </m:oMath>
+      <w:r>
+        <w:rPr>
+          <w:rFonts w:eastAsiaTheme="minorEastAsia"/>
+          <w:lang w:val="ru-RU"/>
+        </w:rPr>
+        <w:t xml:space="preserve"> за счет отклонения рулей</w:t>
+      </w:r>
+      <w:r>
+        <w:rPr>
+          <w:lang w:val="ru-RU"/>
+        </w:rPr>
+        <w:t>) (</w:t>
+      </w:r>
+      <w:r>
+        <w:rPr>
+          <w:highlight w:val="yellow"/>
+          <w:lang w:val="ru-RU"/>
+        </w:rPr>
+        <w:t>рисунок 2</w:t>
+      </w:r>
+      <w:r>
+        <w:rPr>
+          <w:lang w:val="ru-RU"/>
+        </w:rPr>
+        <w:t xml:space="preserve">) достигается при небольших углах отклонения рулей до </w:t>
+      </w:r>
+      <m:oMath>
+        <m:r>
+          <w:rPr>
+            <w:rFonts w:ascii="Cambria Math" w:hAnsi="Cambria Math"/>
+            <w:lang w:val="ru-RU"/>
+          </w:rPr>
+          <m:t>1</m:t>
+        </m:r>
+        <m:r>
+          <w:rPr>
+            <w:rFonts w:ascii="Cambria Math" w:hAnsi="Cambria Math"/>
+            <w:lang w:val="ru-RU"/>
+          </w:rPr>
+          <m:t>5°÷20</m:t>
+        </m:r>
+        <m:r>
+          <w:rPr>
+            <w:rFonts w:ascii="Cambria Math" w:hAnsi="Cambria Math"/>
+            <w:lang w:val="ru-RU"/>
+          </w:rPr>
+          <m:t>°</m:t>
+        </m:r>
+      </m:oMath>
+      <w:r>
+        <w:rPr>
+          <w:rFonts w:eastAsiaTheme="minorEastAsia"/>
+          <w:lang w:val="ru-RU"/>
+        </w:rPr>
+        <w:t xml:space="preserve">. Более того, как будет показано далее, такая конфигурация обеспечивает статическую устойчивость в продольном канале </w:t>
+      </w:r>
+      <w:r>
+        <w:rPr>
+          <w:rFonts w:eastAsiaTheme="minorEastAsia"/>
+          <w:lang w:val="ru-RU"/>
+        </w:rPr>
+        <w:t>БВС</w:t>
+      </w:r>
+      <w:r>
+        <w:rPr>
+          <w:rFonts w:eastAsiaTheme="minorEastAsia"/>
+          <w:lang w:val="ru-RU"/>
+        </w:rPr>
+        <w:t>.</w:t>
       </w:r>
     </w:p>
     <w:p>
       <w:pPr>
+        <w:pStyle w:val="11"/>
+      </w:pPr>
+      <w:r>
+        <w:t>Аэродинамические профили</w:t>
+      </w:r>
+    </w:p>
+    <w:p>
+      <w:pPr>
         <w:rPr>
           <w:rFonts w:eastAsiaTheme="minorEastAsia"/>
+          <w:lang w:val="ru-RU"/>
         </w:rPr>
       </w:pPr>
       <w:r>
@@ -1314,13 +4267,20 @@
           <w:rFonts w:eastAsiaTheme="minorEastAsia"/>
           <w:lang w:val="ru-RU"/>
         </w:rPr>
-        <w:t xml:space="preserve">. Проведен сравнительный анализ на основе критериев </w:t>
+        <w:t xml:space="preserve">, спроектированных для   </w:t>
       </w:r>
       <w:r>
         <w:rPr>
           <w:rFonts w:eastAsiaTheme="minorEastAsia"/>
           <w:lang w:val="ru-RU"/>
         </w:rPr>
+        <w:t xml:space="preserve">Проведен сравнительный анализ на основе критериев </w:t>
+      </w:r>
+      <w:r>
+        <w:rPr>
+          <w:rFonts w:eastAsiaTheme="minorEastAsia"/>
+          <w:lang w:val="ru-RU"/>
+        </w:rPr>
         <w:t>для различных этапов полета.</w:t>
       </w:r>
       <w:r>
@@ -1340,6 +4300,7 @@
       <w:r>
         <w:rPr>
           <w:rFonts w:eastAsiaTheme="minorEastAsia"/>
+          <w:lang w:val="ru-RU"/>
         </w:rPr>
         <w:t xml:space="preserve"> 1</w:t>
       </w:r>
@@ -4370,7 +7331,6 @@
                 <w:szCs w:val="24"/>
               </w:rPr>
             </w:pPr>
-            <w:proofErr w:type="spellStart"/>
             <w:r>
               <w:rPr>
                 <w:rFonts w:eastAsia="Times New Roman" w:cs="Times New Roman"/>
@@ -4381,7 +7341,6 @@
               </w:rPr>
               <w:t>круиз</w:t>
             </w:r>
-            <w:proofErr w:type="spellEnd"/>
           </w:p>
         </w:tc>
         <w:tc>
@@ -8092,7 +11051,7 @@
         <w:rPr>
           <w:noProof/>
         </w:rPr>
-        <w:t>1</w:t>
+        <w:t>4</w:t>
       </w:r>
       <w:r>
         <w:rPr>
@@ -8162,67 +11121,7 @@
           <w:szCs w:val="21"/>
           <w:shd w:val="clear" w:color="auto" w:fill="FFFFFF"/>
         </w:rPr>
-        <w:t xml:space="preserve">Lyon, C.A., </w:t>
-      </w:r>
-      <w:proofErr w:type="spellStart"/>
-      <w:r>
-        <w:rPr>
-          <w:rFonts w:cs="Times New Roman"/>
-          <w:color w:val="333333"/>
-          <w:szCs w:val="21"/>
-          <w:shd w:val="clear" w:color="auto" w:fill="FFFFFF"/>
-        </w:rPr>
-        <w:t>Broeren</w:t>
-      </w:r>
-      <w:proofErr w:type="spellEnd"/>
-      <w:r>
-        <w:rPr>
-          <w:rFonts w:cs="Times New Roman"/>
-          <w:color w:val="333333"/>
-          <w:szCs w:val="21"/>
-          <w:shd w:val="clear" w:color="auto" w:fill="FFFFFF"/>
-        </w:rPr>
-        <w:t xml:space="preserve">, A.P., </w:t>
-      </w:r>
-      <w:proofErr w:type="spellStart"/>
-      <w:r>
-        <w:rPr>
-          <w:rFonts w:cs="Times New Roman"/>
-          <w:color w:val="333333"/>
-          <w:szCs w:val="21"/>
-          <w:shd w:val="clear" w:color="auto" w:fill="FFFFFF"/>
-        </w:rPr>
-        <w:t>Giguère</w:t>
-      </w:r>
-      <w:proofErr w:type="spellEnd"/>
-      <w:r>
-        <w:rPr>
-          <w:rFonts w:cs="Times New Roman"/>
-          <w:color w:val="333333"/>
-          <w:szCs w:val="21"/>
-          <w:shd w:val="clear" w:color="auto" w:fill="FFFFFF"/>
-        </w:rPr>
-        <w:t xml:space="preserve">, P., </w:t>
-      </w:r>
-      <w:proofErr w:type="spellStart"/>
-      <w:r>
-        <w:rPr>
-          <w:rFonts w:cs="Times New Roman"/>
-          <w:color w:val="333333"/>
-          <w:szCs w:val="21"/>
-          <w:shd w:val="clear" w:color="auto" w:fill="FFFFFF"/>
-        </w:rPr>
-        <w:t>Gopalarathnam</w:t>
-      </w:r>
-      <w:proofErr w:type="spellEnd"/>
-      <w:r>
-        <w:rPr>
-          <w:rFonts w:cs="Times New Roman"/>
-          <w:color w:val="333333"/>
-          <w:szCs w:val="21"/>
-          <w:shd w:val="clear" w:color="auto" w:fill="FFFFFF"/>
-        </w:rPr>
-        <w:t>, A., and Selig, M.S., </w:t>
+        <w:t>Lyon, C.A., Broeren, A.P., Giguère, P., Gopalarathnam, A., and Selig, M.S., </w:t>
       </w:r>
       <w:r>
         <w:rPr>
@@ -8243,27 +11142,7 @@
           <w:szCs w:val="21"/>
           <w:shd w:val="clear" w:color="auto" w:fill="FFFFFF"/>
         </w:rPr>
-        <w:t xml:space="preserve">, Vol. 3, </w:t>
-      </w:r>
-      <w:proofErr w:type="spellStart"/>
-      <w:r>
-        <w:rPr>
-          <w:rFonts w:cs="Times New Roman"/>
-          <w:color w:val="333333"/>
-          <w:szCs w:val="21"/>
-          <w:shd w:val="clear" w:color="auto" w:fill="FFFFFF"/>
-        </w:rPr>
-        <w:t>SoarTech</w:t>
-      </w:r>
-      <w:proofErr w:type="spellEnd"/>
-      <w:r>
-        <w:rPr>
-          <w:rFonts w:cs="Times New Roman"/>
-          <w:color w:val="333333"/>
-          <w:szCs w:val="21"/>
-          <w:shd w:val="clear" w:color="auto" w:fill="FFFFFF"/>
-        </w:rPr>
-        <w:t xml:space="preserve"> Publications, Virginia Beach, VA, 1998, 418 pages.</w:t>
+        <w:t>, Vol. 3, SoarTech Publications, Virginia Beach, VA, 1998, 418 pages.</w:t>
       </w:r>
     </w:p>
     <w:p>
@@ -8278,21 +11157,12 @@
           <w:szCs w:val="24"/>
         </w:rPr>
       </w:pPr>
-      <w:proofErr w:type="spellStart"/>
       <w:r>
         <w:rPr>
           <w:color w:val="05103E"/>
           <w:szCs w:val="24"/>
         </w:rPr>
-        <w:t>Gudmundsson</w:t>
-      </w:r>
-      <w:proofErr w:type="spellEnd"/>
-      <w:r>
-        <w:rPr>
-          <w:color w:val="05103E"/>
-          <w:szCs w:val="24"/>
-        </w:rPr>
-        <w:t xml:space="preserve"> S. General Aviation Aircraft Design: Applied Methods and Procedures / Butterworth-Heinemann, 2021.</w:t>
+        <w:t>Gudmundsson S. General Aviation Aircraft Design: Applied Methods and Procedures / Butterworth-Heinemann, 2021.</w:t>
       </w:r>
     </w:p>
     <w:p>
@@ -8307,6 +11177,29 @@
           <w:sz w:val="32"/>
         </w:rPr>
       </w:pPr>
+      <w:r>
+        <w:rPr>
+          <w:color w:val="05103E"/>
+          <w:szCs w:val="27"/>
+        </w:rPr>
+        <w:t>Raymer D. P. Aircraft design: A Conceptual Approach / AIAA Inc., 2018.</w:t>
+      </w:r>
+    </w:p>
+    <w:p>
+      <w:pPr>
+        <w:pStyle w:val="ac"/>
+        <w:numPr>
+          <w:ilvl w:val="0"/>
+          <w:numId w:val="2"/>
+        </w:numPr>
+        <w:rPr>
+          <w:rFonts w:cs="Times New Roman"/>
+          <w:sz w:val="32"/>
+        </w:rPr>
+      </w:pPr>
+      <w:r>
+        <w:t>NACA report No.823: "Experimental Verification of a Simplified Vee-Tail Theory and Analysis of Available Data on Complete Models with Vee-Tails" by Paul E. Purser and John P. Campbell, reprinted in an early SOARTECH</w:t>
+      </w:r>
     </w:p>
     <w:sectPr>
       <w:pgSz w:w="12240" w:h="15840"/>
@@ -8496,8 +11389,8 @@
   <w:abstractNum w:abstractNumId="1">
     <w:nsid w:val="7CF17641"/>
     <w:multiLevelType w:val="hybridMultilevel"/>
-    <w:tmpl w:val="30B86132"/>
-    <w:lvl w:ilvl="0" w:tplc="0409000F">
+    <w:tmpl w:val="09A07CB4"/>
+    <w:lvl w:ilvl="0" w:tplc="757EF184">
       <w:start w:val="1"/>
       <w:numFmt w:val="decimal"/>
       <w:lvlText w:val="%1."/>
@@ -8507,6 +11400,7 @@
       </w:pPr>
       <w:rPr>
         <w:rFonts w:hint="default"/>
+        <w:sz w:val="24"/>
       </w:rPr>
     </w:lvl>
     <w:lvl w:ilvl="1" w:tplc="04090019" w:tentative="1">
@@ -10176,7 +13070,7 @@
 </file>
 
 <file path=customXml/itemProps1.xml><?xml version="1.0" encoding="utf-8"?>
-<ds:datastoreItem xmlns:ds="http://schemas.openxmlformats.org/officeDocument/2006/customXml" ds:itemID="{7764A2D4-596B-4E29-A15B-E6BD23CCB6D9}">
+<ds:datastoreItem xmlns:ds="http://schemas.openxmlformats.org/officeDocument/2006/customXml" ds:itemID="{37DB2897-DCA6-4A76-945C-7AB5309DEA34}">
   <ds:schemaRefs>
     <ds:schemaRef ds:uri="http://schemas.openxmlformats.org/officeDocument/2006/bibliography"/>
   </ds:schemaRefs>
